--- a/Publisher_Ready_Curriculum/01_Physics_East_Meadow_Refactor/01_Kinematics/02_Distance_and_Displacement/Teacher_Guide.docx
+++ b/Publisher_Ready_Curriculum/01_Physics_East_Meadow_Refactor/01_Kinematics/02_Distance_and_Displacement/Teacher_Guide.docx
@@ -2,7 +2,7 @@
 <file path=word/document.xml><?xml version="1.0" encoding="utf-8"?>
 <w:document xmlns:w="http://schemas.openxmlformats.org/wordprocessingml/2006/main" xmlns:m="http://schemas.openxmlformats.org/officeDocument/2006/math" xmlns:r="http://schemas.openxmlformats.org/officeDocument/2006/relationships" xmlns:o="urn:schemas-microsoft-com:office:office" xmlns:v="urn:schemas-microsoft-com:vml" xmlns:w10="urn:schemas-microsoft-com:office:word" xmlns:a="http://schemas.openxmlformats.org/drawingml/2006/main" xmlns:pic="http://schemas.openxmlformats.org/drawingml/2006/picture" xmlns:wp="http://schemas.openxmlformats.org/drawingml/2006/wordprocessingDrawing">
   <w:body>
-    <w:bookmarkStart w:id="29" w:name="distance-and-displacement-teacher-guide"/>
+    <w:bookmarkStart w:id="42" w:name="distance-and-displacement-teacher-guide"/>
     <w:p>
       <w:pPr>
         <w:pStyle w:val="Heading1"/>
@@ -42,6 +42,13 @@
       </w:r>
       <w:r>
         <w:t xml:space="preserve">Strategy chips: (none)</w:t>
+      </w:r>
+    </w:p>
+    <w:p>
+      <w:r>
+        <w:pict>
+          <v:rect style="width:0;height:1.5pt" o:hralign="center" o:hrstd="t" o:hr="t"/>
+        </w:pict>
       </w:r>
     </w:p>
     <w:bookmarkEnd w:id="9"/>
@@ -204,37 +211,1866 @@
         <w:t xml:space="preserve">(No assessment curated for this row — teacher discretion. Exit ticket below serves as the formative check.)</w:t>
       </w:r>
     </w:p>
+    <w:p>
+      <w:r>
+        <w:pict>
+          <v:rect style="width:0;height:1.5pt" o:hralign="center" o:hrstd="t" o:hr="t"/>
+        </w:pict>
+      </w:r>
+    </w:p>
     <w:bookmarkEnd w:id="14"/>
     <w:bookmarkEnd w:id="15"/>
-    <w:bookmarkStart w:id="16" w:name="ccc-focus"/>
+    <w:bookmarkStart w:id="16" w:name="lesson-overview"/>
     <w:p>
       <w:pPr>
         <w:pStyle w:val="Heading2"/>
       </w:pPr>
       <w:r>
-        <w:t xml:space="preserve">CCC Focus</w:t>
+        <w:t xml:space="preserve">Lesson Overview</w:t>
       </w:r>
     </w:p>
+    <w:tbl>
+      <w:tblPr>
+        <w:tblStyle w:val="Table"/>
+        <w:tblW w:type="pct" w:w="5000"/>
+        <w:tblLayout w:type="fixed"/>
+        <w:tblLook w:firstRow="0" w:lastRow="0" w:firstColumn="0" w:lastColumn="0" w:noHBand="0" w:noVBand="0" w:val="0000"/>
+      </w:tblPr>
+      <w:tblGrid>
+        <w:gridCol w:w="3960"/>
+        <w:gridCol w:w="3960"/>
+      </w:tblGrid>
+      <w:tr>
+        <w:tc>
+          <w:tcPr/>
+          <w:p>
+            <w:pPr>
+              <w:pStyle w:val="Compact"/>
+            </w:pPr>
+            <w:r>
+              <w:rPr>
+                <w:b/>
+                <w:bCs/>
+              </w:rPr>
+              <w:t xml:space="preserve">Duration</w:t>
+            </w:r>
+          </w:p>
+        </w:tc>
+        <w:tc>
+          <w:tcPr/>
+          <w:p>
+            <w:pPr>
+              <w:pStyle w:val="Compact"/>
+            </w:pPr>
+            <w:r>
+              <w:t xml:space="preserve">42 minutes (1 period)</w:t>
+            </w:r>
+          </w:p>
+        </w:tc>
+      </w:tr>
+      <w:tr>
+        <w:tc>
+          <w:tcPr/>
+          <w:p>
+            <w:pPr>
+              <w:pStyle w:val="Compact"/>
+            </w:pPr>
+            <w:r>
+              <w:rPr>
+                <w:b/>
+                <w:bCs/>
+              </w:rPr>
+              <w:t xml:space="preserve">NYSSLS link</w:t>
+            </w:r>
+          </w:p>
+        </w:tc>
+        <w:tc>
+          <w:tcPr/>
+          <w:p>
+            <w:pPr>
+              <w:pStyle w:val="Compact"/>
+            </w:pPr>
+            <w:r>
+              <w:t xml:space="preserve">HS-PS2-1 (thread continues)</w:t>
+            </w:r>
+          </w:p>
+        </w:tc>
+      </w:tr>
+      <w:tr>
+        <w:tc>
+          <w:tcPr/>
+          <w:p>
+            <w:pPr>
+              <w:pStyle w:val="Compact"/>
+            </w:pPr>
+            <w:r>
+              <w:rPr>
+                <w:b/>
+                <w:bCs/>
+              </w:rPr>
+              <w:t xml:space="preserve">CCC focus</w:t>
+            </w:r>
+          </w:p>
+        </w:tc>
+        <w:tc>
+          <w:tcPr/>
+          <w:p>
+            <w:pPr>
+              <w:pStyle w:val="Compact"/>
+            </w:pPr>
+            <w:r>
+              <w:t xml:space="preserve">Patterns — students notice the pattern that distance always grows along a path, while displacement only depends on the start and end points.</w:t>
+            </w:r>
+          </w:p>
+        </w:tc>
+      </w:tr>
+      <w:tr>
+        <w:tc>
+          <w:tcPr/>
+          <w:p>
+            <w:pPr>
+              <w:pStyle w:val="Compact"/>
+            </w:pPr>
+            <w:r>
+              <w:rPr>
+                <w:b/>
+                <w:bCs/>
+              </w:rPr>
+              <w:t xml:space="preserve">Strategy chips</w:t>
+            </w:r>
+          </w:p>
+        </w:tc>
+        <w:tc>
+          <w:tcPr/>
+          <w:p>
+            <w:pPr>
+              <w:pStyle w:val="Compact"/>
+            </w:pPr>
+            <w:r>
+              <w:t xml:space="preserve">(none)</w:t>
+            </w:r>
+          </w:p>
+        </w:tc>
+      </w:tr>
+      <w:tr>
+        <w:tc>
+          <w:tcPr/>
+          <w:p>
+            <w:pPr>
+              <w:pStyle w:val="Compact"/>
+            </w:pPr>
+            <w:r>
+              <w:rPr>
+                <w:b/>
+                <w:bCs/>
+              </w:rPr>
+              <w:t xml:space="preserve">Materials</w:t>
+            </w:r>
+          </w:p>
+        </w:tc>
+        <w:tc>
+          <w:tcPr/>
+          <w:p>
+            <w:pPr>
+              <w:pStyle w:val="Compact"/>
+            </w:pPr>
+            <w:r>
+              <w:t xml:space="preserve">Graph paper or printed grids; rulers; tape measure (optional, for the live phenomenon); access to the Physics Classroom Vector Walk interactive on devices.</w:t>
+            </w:r>
+          </w:p>
+        </w:tc>
+      </w:tr>
+      <w:tr>
+        <w:tc>
+          <w:tcPr/>
+          <w:p>
+            <w:pPr>
+              <w:pStyle w:val="Compact"/>
+            </w:pPr>
+            <w:r>
+              <w:rPr>
+                <w:b/>
+                <w:bCs/>
+              </w:rPr>
+              <w:t xml:space="preserve">Safety</w:t>
+            </w:r>
+          </w:p>
+        </w:tc>
+        <w:tc>
+          <w:tcPr/>
+          <w:p>
+            <w:pPr>
+              <w:pStyle w:val="Compact"/>
+            </w:pPr>
+            <w:r>
+              <w:t xml:space="preserve">None.</w:t>
+            </w:r>
+          </w:p>
+        </w:tc>
+      </w:tr>
+      <w:tr>
+        <w:tc>
+          <w:tcPr/>
+          <w:p>
+            <w:pPr>
+              <w:pStyle w:val="Compact"/>
+            </w:pPr>
+            <w:r>
+              <w:rPr>
+                <w:b/>
+                <w:bCs/>
+              </w:rPr>
+              <w:t xml:space="preserve">Prior knowledge</w:t>
+            </w:r>
+          </w:p>
+        </w:tc>
+        <w:tc>
+          <w:tcPr/>
+          <w:p>
+            <w:pPr>
+              <w:pStyle w:val="Compact"/>
+            </w:pPr>
+            <w:r>
+              <w:t xml:space="preserve">Lesson 01 (vectors, magnitude, direction); coordinate grids.</w:t>
+            </w:r>
+          </w:p>
+        </w:tc>
+      </w:tr>
+    </w:tbl>
     <w:p>
       <w:pPr>
-        <w:pStyle w:val="FirstParagraph"/>
+        <w:pStyle w:val="BodyText"/>
       </w:pPr>
       <w:r>
         <w:rPr>
           <w:b/>
           <w:bCs/>
         </w:rPr>
-        <w:t xml:space="preserve">Patterns</w:t>
+        <w:t xml:space="preserve">Lesson objectives — students can:</w:t>
+      </w:r>
+    </w:p>
+    <w:p>
+      <w:pPr>
+        <w:pStyle w:val="Compact"/>
+        <w:numPr>
+          <w:ilvl w:val="0"/>
+          <w:numId w:val="1002"/>
+        </w:numPr>
+      </w:pPr>
+      <w:r>
+        <w:t xml:space="preserve">Distinguish</w:t>
       </w:r>
       <w:r>
         <w:t xml:space="preserve"> </w:t>
       </w:r>
       <w:r>
-        <w:t xml:space="preserve">— students notice the pattern that distance always grows along a path, while displacement only depends on the start and end points (and can be smaller, equal, or even zero).</w:t>
+        <w:rPr>
+          <w:b/>
+          <w:bCs/>
+        </w:rPr>
+        <w:t xml:space="preserve">distance</w:t>
+      </w:r>
+      <w:r>
+        <w:t xml:space="preserve"> </w:t>
+      </w:r>
+      <w:r>
+        <w:t xml:space="preserve">(a scalar — total path length) from</w:t>
+      </w:r>
+      <w:r>
+        <w:t xml:space="preserve"> </w:t>
+      </w:r>
+      <w:r>
+        <w:rPr>
+          <w:b/>
+          <w:bCs/>
+        </w:rPr>
+        <w:t xml:space="preserve">displacement</w:t>
+      </w:r>
+      <w:r>
+        <w:t xml:space="preserve"> </w:t>
+      </w:r>
+      <w:r>
+        <w:t xml:space="preserve">(a vector — straight-line change in position with direction).</w:t>
+      </w:r>
+    </w:p>
+    <w:p>
+      <w:pPr>
+        <w:pStyle w:val="Compact"/>
+        <w:numPr>
+          <w:ilvl w:val="0"/>
+          <w:numId w:val="1002"/>
+        </w:numPr>
+      </w:pPr>
+      <w:r>
+        <w:t xml:space="preserve">Calculate displacement from a path drawn on a coordinate grid.</w:t>
+      </w:r>
+    </w:p>
+    <w:p>
+      <w:pPr>
+        <w:pStyle w:val="Compact"/>
+        <w:numPr>
+          <w:ilvl w:val="0"/>
+          <w:numId w:val="1002"/>
+        </w:numPr>
+      </w:pPr>
+      <w:r>
+        <w:t xml:space="preserve">Identify a real situation where distance and displacement are different, and one where they are equal.</w:t>
+      </w:r>
+    </w:p>
+    <w:p>
+      <w:r>
+        <w:pict>
+          <v:rect style="width:0;height:1.5pt" o:hralign="center" o:hrstd="t" o:hr="t"/>
+        </w:pict>
       </w:r>
     </w:p>
     <w:bookmarkEnd w:id="16"/>
-    <w:bookmarkStart w:id="17" w:name="nyssls-observation-checklist-crosswalk"/>
+    <w:bookmarkStart w:id="21" w:name="phase-1-engage-0-12-min"/>
+    <w:p>
+      <w:pPr>
+        <w:pStyle w:val="Heading2"/>
+      </w:pPr>
+      <w:r>
+        <w:t xml:space="preserve">Phase 1 · Engage</w:t>
+      </w:r>
+      <w:r>
+        <w:t xml:space="preserve"> </w:t>
+      </w:r>
+      <w:r>
+        <w:rPr>
+          <w:i/>
+          <w:iCs/>
+        </w:rPr>
+        <w:t xml:space="preserve">(0 – 12 min)</w:t>
+      </w:r>
+    </w:p>
+    <w:bookmarkStart w:id="17" w:name="min-opening-connection-sel"/>
+    <w:p>
+      <w:pPr>
+        <w:pStyle w:val="Heading3"/>
+      </w:pPr>
+      <w:r>
+        <w:t xml:space="preserve">0–3 min · Opening Connection (SEL)</w:t>
+      </w:r>
+    </w:p>
+    <w:p>
+      <w:pPr>
+        <w:pStyle w:val="FirstParagraph"/>
+      </w:pPr>
+      <w:r>
+        <w:t xml:space="preserve">Pick one quick check-in: a 1-question warmup (</w:t>
+      </w:r>
+      <w:r>
+        <w:t xml:space="preserve">“On a scale of 1–5, how’s your week going?”</w:t>
+      </w:r>
+      <w:r>
+        <w:t xml:space="preserve">), a</w:t>
+      </w:r>
+      <w:r>
+        <w:t xml:space="preserve"> </w:t>
+      </w:r>
+      <w:r>
+        <w:t xml:space="preserve">“name something you noticed since yesterday’s lesson,”</w:t>
+      </w:r>
+      <w:r>
+        <w:t xml:space="preserve"> </w:t>
+      </w:r>
+      <w:r>
+        <w:t xml:space="preserve">or a quick gratitude / effort acknowledgment. 60–90 seconds total.</w:t>
+      </w:r>
+    </w:p>
+    <w:bookmarkEnd w:id="17"/>
+    <w:bookmarkStart w:id="18" w:name="min-phenomenon-hook-the-long-way-walk"/>
+    <w:p>
+      <w:pPr>
+        <w:pStyle w:val="Heading3"/>
+      </w:pPr>
+      <w:r>
+        <w:t xml:space="preserve">3–8 min · Phenomenon hook — the long-way walk</w:t>
+      </w:r>
+    </w:p>
+    <w:p>
+      <w:pPr>
+        <w:pStyle w:val="FirstParagraph"/>
+      </w:pPr>
+      <w:r>
+        <w:rPr>
+          <w:b/>
+          <w:bCs/>
+        </w:rPr>
+        <w:t xml:space="preserve">Teacher actions.</w:t>
+      </w:r>
+      <w:r>
+        <w:t xml:space="preserve"> </w:t>
+      </w:r>
+      <w:r>
+        <w:t xml:space="preserve">Ask a willing student to walk from their seat to the door — but to take the long way (behind chairs, around tables). Time them. Have a second student measure two things, written on the board:</w:t>
+      </w:r>
+    </w:p>
+    <w:p>
+      <w:pPr>
+        <w:pStyle w:val="Compact"/>
+        <w:numPr>
+          <w:ilvl w:val="0"/>
+          <w:numId w:val="1003"/>
+        </w:numPr>
+      </w:pPr>
+      <w:r>
+        <w:t xml:space="preserve">The</w:t>
+      </w:r>
+      <w:r>
+        <w:t xml:space="preserve"> </w:t>
+      </w:r>
+      <w:r>
+        <w:rPr>
+          <w:b/>
+          <w:bCs/>
+        </w:rPr>
+        <w:t xml:space="preserve">path length</w:t>
+      </w:r>
+      <w:r>
+        <w:t xml:space="preserve"> </w:t>
+      </w:r>
+      <w:r>
+        <w:t xml:space="preserve">(count the floor tiles or use a tape measure).</w:t>
+      </w:r>
+    </w:p>
+    <w:p>
+      <w:pPr>
+        <w:pStyle w:val="Compact"/>
+        <w:numPr>
+          <w:ilvl w:val="0"/>
+          <w:numId w:val="1003"/>
+        </w:numPr>
+      </w:pPr>
+      <w:r>
+        <w:t xml:space="preserve">The</w:t>
+      </w:r>
+      <w:r>
+        <w:t xml:space="preserve"> </w:t>
+      </w:r>
+      <w:r>
+        <w:rPr>
+          <w:b/>
+          <w:bCs/>
+        </w:rPr>
+        <w:t xml:space="preserve">straight-line gap</w:t>
+      </w:r>
+      <w:r>
+        <w:t xml:space="preserve"> </w:t>
+      </w:r>
+      <w:r>
+        <w:t xml:space="preserve">from their seat to the door.</w:t>
+      </w:r>
+    </w:p>
+    <w:p>
+      <w:pPr>
+        <w:pStyle w:val="FirstParagraph"/>
+      </w:pPr>
+      <w:r>
+        <w:rPr>
+          <w:b/>
+          <w:bCs/>
+        </w:rPr>
+        <w:t xml:space="preserve">Sample teacher language:</w:t>
+      </w:r>
+    </w:p>
+    <w:p>
+      <w:pPr>
+        <w:pStyle w:val="BlockText"/>
+      </w:pPr>
+      <w:r>
+        <w:t xml:space="preserve">“Maya is going to walk from her desk to the door — the long way. The rest of you have one job: tell me how far she traveled. We’re going to write down two numbers on the board, and then we’ll figure out which one is right.”</w:t>
+      </w:r>
+    </w:p>
+    <w:p>
+      <w:pPr>
+        <w:pStyle w:val="FirstParagraph"/>
+      </w:pPr>
+      <w:r>
+        <w:rPr>
+          <w:b/>
+          <w:bCs/>
+        </w:rPr>
+        <w:t xml:space="preserve">Anticipated student responses:</w:t>
+      </w:r>
+    </w:p>
+    <w:p>
+      <w:pPr>
+        <w:pStyle w:val="Compact"/>
+        <w:numPr>
+          <w:ilvl w:val="0"/>
+          <w:numId w:val="1004"/>
+        </w:numPr>
+      </w:pPr>
+      <w:r>
+        <w:t xml:space="preserve">Some students give the path length (distance). Some give the straight-line gap (displacement). Some give both.</w:t>
+      </w:r>
+    </w:p>
+    <w:p>
+      <w:pPr>
+        <w:pStyle w:val="Compact"/>
+        <w:numPr>
+          <w:ilvl w:val="0"/>
+          <w:numId w:val="1004"/>
+        </w:numPr>
+      </w:pPr>
+      <w:r>
+        <w:t xml:space="preserve">“Wait, those are different numbers”</w:t>
+      </w:r>
+      <w:r>
+        <w:t xml:space="preserve"> </w:t>
+      </w:r>
+      <w:r>
+        <w:t xml:space="preserve">— perfect, that’s the point.</w:t>
+      </w:r>
+    </w:p>
+    <w:p>
+      <w:pPr>
+        <w:pStyle w:val="Compact"/>
+        <w:numPr>
+          <w:ilvl w:val="0"/>
+          <w:numId w:val="1004"/>
+        </w:numPr>
+      </w:pPr>
+      <w:r>
+        <w:t xml:space="preserve">“Which one is the right answer?”</w:t>
+      </w:r>
+      <w:r>
+        <w:t xml:space="preserve"> </w:t>
+      </w:r>
+      <w:r>
+        <w:t xml:space="preserve">—</w:t>
+      </w:r>
+      <w:r>
+        <w:t xml:space="preserve"> </w:t>
+      </w:r>
+      <w:r>
+        <w:rPr>
+          <w:i/>
+          <w:iCs/>
+        </w:rPr>
+        <w:t xml:space="preserve">do not answer yet.</w:t>
+      </w:r>
+      <w:r>
+        <w:t xml:space="preserve"> </w:t>
+      </w:r>
+      <w:r>
+        <w:t xml:space="preserve">Reflect:</w:t>
+      </w:r>
+      <w:r>
+        <w:t xml:space="preserve"> </w:t>
+      </w:r>
+      <w:r>
+        <w:t xml:space="preserve">“Great question. We’ll figure that out today.”</w:t>
+      </w:r>
+    </w:p>
+    <w:bookmarkEnd w:id="18"/>
+    <w:bookmarkStart w:id="19" w:name="min-notice-wonder-turn-and-talk-1"/>
+    <w:p>
+      <w:pPr>
+        <w:pStyle w:val="Heading3"/>
+      </w:pPr>
+      <w:r>
+        <w:t xml:space="preserve">8–12 min · Notice &amp; Wonder + Turn-and-Talk #1</w:t>
+      </w:r>
+    </w:p>
+    <w:p>
+      <w:pPr>
+        <w:pStyle w:val="FirstParagraph"/>
+      </w:pPr>
+      <w:r>
+        <w:t xml:space="preserve">Capture two columns. Then:</w:t>
+      </w:r>
+    </w:p>
+    <w:p>
+      <w:pPr>
+        <w:pStyle w:val="BlockText"/>
+      </w:pPr>
+      <w:r>
+        <w:t xml:space="preserve">“Turn to your partner. Which number is</w:t>
+      </w:r>
+      <w:r>
+        <w:t xml:space="preserve"> </w:t>
+      </w:r>
+      <w:r>
+        <w:t xml:space="preserve">‘the answer’</w:t>
+      </w:r>
+      <w:r>
+        <w:t xml:space="preserve"> </w:t>
+      </w:r>
+      <w:r>
+        <w:t xml:space="preserve">— the path length or the straight-line gap? Why?”</w:t>
+      </w:r>
+    </w:p>
+    <w:p>
+      <w:pPr>
+        <w:pStyle w:val="FirstParagraph"/>
+      </w:pPr>
+      <w:r>
+        <w:t xml:space="preserve">After 90 seconds, take 2–3 responses. Most students will defend one side or the other. The desirable insight is:</w:t>
+      </w:r>
+      <w:r>
+        <w:t xml:space="preserve"> </w:t>
+      </w:r>
+      <w:r>
+        <w:rPr>
+          <w:i/>
+          <w:iCs/>
+        </w:rPr>
+        <w:t xml:space="preserve">both are real, but they answer different questions.</w:t>
+      </w:r>
+      <w:r>
+        <w:t xml:space="preserve"> </w:t>
+      </w:r>
+      <w:r>
+        <w:t xml:space="preserve">If no one says that, leave it as an open question for now.</w:t>
+      </w:r>
+    </w:p>
+    <w:bookmarkEnd w:id="19"/>
+    <w:bookmarkStart w:id="20" w:name="bridge-to-phase-2"/>
+    <w:p>
+      <w:pPr>
+        <w:pStyle w:val="Heading3"/>
+      </w:pPr>
+      <w:r>
+        <w:t xml:space="preserve">Bridge to Phase 2</w:t>
+      </w:r>
+    </w:p>
+    <w:p>
+      <w:pPr>
+        <w:pStyle w:val="FirstParagraph"/>
+      </w:pPr>
+      <w:r>
+        <w:t xml:space="preserve">By end of Phase 1, every student should have a written</w:t>
+      </w:r>
+      <w:r>
+        <w:t xml:space="preserve"> </w:t>
+      </w:r>
+      <w:r>
+        <w:rPr>
+          <w:b/>
+          <w:bCs/>
+        </w:rPr>
+        <w:t xml:space="preserve">initial model</w:t>
+      </w:r>
+      <w:r>
+        <w:t xml:space="preserve">: their own walk path on grid paper, with both the path length and the straight-line gap labeled.</w:t>
+      </w:r>
+    </w:p>
+    <w:p>
+      <w:r>
+        <w:pict>
+          <v:rect style="width:0;height:1.5pt" o:hralign="center" o:hrstd="t" o:hr="t"/>
+        </w:pict>
+      </w:r>
+    </w:p>
+    <w:bookmarkEnd w:id="20"/>
+    <w:bookmarkEnd w:id="21"/>
+    <w:bookmarkStart w:id="26" w:name="phase-2-explore-12-32-min"/>
+    <w:p>
+      <w:pPr>
+        <w:pStyle w:val="Heading2"/>
+      </w:pPr>
+      <w:r>
+        <w:t xml:space="preserve">Phase 2 · Explore</w:t>
+      </w:r>
+      <w:r>
+        <w:t xml:space="preserve"> </w:t>
+      </w:r>
+      <w:r>
+        <w:rPr>
+          <w:i/>
+          <w:iCs/>
+        </w:rPr>
+        <w:t xml:space="preserve">(12 – 32 min)</w:t>
+      </w:r>
+    </w:p>
+    <w:bookmarkStart w:id="22" w:name="min-initial-model-silent-individual"/>
+    <w:p>
+      <w:pPr>
+        <w:pStyle w:val="Heading3"/>
+      </w:pPr>
+      <w:r>
+        <w:t xml:space="preserve">12–17 min · Initial Model (silent / individual)</w:t>
+      </w:r>
+    </w:p>
+    <w:p>
+      <w:pPr>
+        <w:pStyle w:val="FirstParagraph"/>
+      </w:pPr>
+      <w:r>
+        <w:t xml:space="preserve">Distribute graph paper. Specific prompt on the board:</w:t>
+      </w:r>
+    </w:p>
+    <w:p>
+      <w:pPr>
+        <w:pStyle w:val="BlockText"/>
+      </w:pPr>
+      <w:r>
+        <w:rPr>
+          <w:i/>
+          <w:iCs/>
+        </w:rPr>
+        <w:t xml:space="preserve">“On the grid, sketch a walk: 4 squares east, then 3 squares north. Mark the start with a dot and the end with a dot. Label two numbers: the path length, and the straight-line gap from start to end.”</w:t>
+      </w:r>
+    </w:p>
+    <w:p>
+      <w:pPr>
+        <w:pStyle w:val="FirstParagraph"/>
+      </w:pPr>
+      <w:r>
+        <w:t xml:space="preserve">This surfaces the same number-pair as Maya’s walk, in students’ own hands.</w:t>
+      </w:r>
+    </w:p>
+    <w:bookmarkEnd w:id="22"/>
+    <w:bookmarkStart w:id="24" w:name="Xab3784d9c09b5f14af30cb1fab7646aec80aaf9"/>
+    <w:p>
+      <w:pPr>
+        <w:pStyle w:val="Heading3"/>
+      </w:pPr>
+      <w:r>
+        <w:t xml:space="preserve">17–32 min · Investigation — interactive path builder</w:t>
+      </w:r>
+    </w:p>
+    <w:p>
+      <w:pPr>
+        <w:pStyle w:val="FirstParagraph"/>
+      </w:pPr>
+      <w:r>
+        <w:t xml:space="preserve">Distribute devices. Students open the</w:t>
+      </w:r>
+      <w:r>
+        <w:t xml:space="preserve"> </w:t>
+      </w:r>
+      <w:hyperlink r:id="rId23">
+        <w:r>
+          <w:rPr>
+            <w:rStyle w:val="Hyperlink"/>
+          </w:rPr>
+          <w:t xml:space="preserve">interactive path builder</w:t>
+        </w:r>
+      </w:hyperlink>
+      <w:r>
+        <w:t xml:space="preserve"> </w:t>
+      </w:r>
+      <w:r>
+        <w:t xml:space="preserve">(or the Physics Classroom Vector Walk if devices aren’t available). The interactive lets them step a walker N/E/S/W on a grid and toggle</w:t>
+      </w:r>
+      <w:r>
+        <w:t xml:space="preserve"> </w:t>
+      </w:r>
+      <w:r>
+        <w:t xml:space="preserve">“show distance”</w:t>
+      </w:r>
+      <w:r>
+        <w:t xml:space="preserve"> </w:t>
+      </w:r>
+      <w:r>
+        <w:t xml:space="preserve">vs. </w:t>
+      </w:r>
+      <w:r>
+        <w:t xml:space="preserve">“show displacement”</w:t>
+      </w:r>
+      <w:r>
+        <w:t xml:space="preserve"> </w:t>
+      </w:r>
+      <w:r>
+        <w:t xml:space="preserve">independently.</w:t>
+      </w:r>
+    </w:p>
+    <w:p>
+      <w:pPr>
+        <w:pStyle w:val="BodyText"/>
+      </w:pPr>
+      <w:r>
+        <w:rPr>
+          <w:b/>
+          <w:bCs/>
+        </w:rPr>
+        <w:t xml:space="preserve">Two specific challenges (write on the board):</w:t>
+      </w:r>
+    </w:p>
+    <w:p>
+      <w:pPr>
+        <w:pStyle w:val="Compact"/>
+        <w:numPr>
+          <w:ilvl w:val="0"/>
+          <w:numId w:val="1005"/>
+        </w:numPr>
+      </w:pPr>
+      <w:r>
+        <w:rPr>
+          <w:i/>
+          <w:iCs/>
+        </w:rPr>
+        <w:t xml:space="preserve">“Build a path with distance = 12 and displacement = 4.”</w:t>
+      </w:r>
+    </w:p>
+    <w:p>
+      <w:pPr>
+        <w:pStyle w:val="Compact"/>
+        <w:numPr>
+          <w:ilvl w:val="0"/>
+          <w:numId w:val="1005"/>
+        </w:numPr>
+      </w:pPr>
+      <w:r>
+        <w:rPr>
+          <w:i/>
+          <w:iCs/>
+        </w:rPr>
+        <w:t xml:space="preserve">“Build a path with distance = 8 and displacement = 0.”</w:t>
+      </w:r>
+    </w:p>
+    <w:p>
+      <w:pPr>
+        <w:pStyle w:val="FirstParagraph"/>
+      </w:pPr>
+      <w:r>
+        <w:rPr>
+          <w:b/>
+          <w:bCs/>
+        </w:rPr>
+        <w:t xml:space="preserve">Teacher facilitation language during the investigation:</w:t>
+      </w:r>
+    </w:p>
+    <w:p>
+      <w:pPr>
+        <w:pStyle w:val="BlockText"/>
+      </w:pPr>
+      <w:r>
+        <w:t xml:space="preserve">“What did you do to make the displacement zero?”</w:t>
+      </w:r>
+      <w:r>
+        <w:t xml:space="preserve"> </w:t>
+      </w:r>
+      <w:r>
+        <w:t xml:space="preserve">“Could you have done it differently? Show me a second way.”</w:t>
+      </w:r>
+      <w:r>
+        <w:t xml:space="preserve"> </w:t>
+      </w:r>
+      <w:r>
+        <w:t xml:space="preserve">“If I told you the distance is 10 and the displacement is 6, can you imagine the shape of that path?”</w:t>
+      </w:r>
+    </w:p>
+    <w:bookmarkEnd w:id="24"/>
+    <w:bookmarkStart w:id="25" w:name="teacher-facilitation-during-explore"/>
+    <w:p>
+      <w:pPr>
+        <w:pStyle w:val="Heading3"/>
+      </w:pPr>
+      <w:r>
+        <w:t xml:space="preserve">Teacher facilitation during Explore</w:t>
+      </w:r>
+    </w:p>
+    <w:p>
+      <w:pPr>
+        <w:pStyle w:val="Compact"/>
+        <w:numPr>
+          <w:ilvl w:val="0"/>
+          <w:numId w:val="1006"/>
+        </w:numPr>
+      </w:pPr>
+      <w:r>
+        <w:rPr>
+          <w:b/>
+          <w:bCs/>
+        </w:rPr>
+        <w:t xml:space="preserve">What to look for</w:t>
+      </w:r>
+      <w:r>
+        <w:t xml:space="preserve"> </w:t>
+      </w:r>
+      <w:r>
+        <w:t xml:space="preserve">— students who deliberately reverse direction to make displacement smaller than distance. The</w:t>
+      </w:r>
+      <w:r>
+        <w:t xml:space="preserve"> </w:t>
+      </w:r>
+      <w:r>
+        <w:t xml:space="preserve">“aha”</w:t>
+      </w:r>
+      <w:r>
+        <w:t xml:space="preserve"> </w:t>
+      </w:r>
+      <w:r>
+        <w:t xml:space="preserve">moment: realizing displacement only depends on start and end.</w:t>
+      </w:r>
+    </w:p>
+    <w:p>
+      <w:pPr>
+        <w:pStyle w:val="Compact"/>
+        <w:numPr>
+          <w:ilvl w:val="0"/>
+          <w:numId w:val="1006"/>
+        </w:numPr>
+      </w:pPr>
+      <w:r>
+        <w:rPr>
+          <w:b/>
+          <w:bCs/>
+        </w:rPr>
+        <w:t xml:space="preserve">What to resist</w:t>
+      </w:r>
+      <w:r>
+        <w:t xml:space="preserve"> </w:t>
+      </w:r>
+      <w:r>
+        <w:t xml:space="preserve">— don’t define the words yet. Let the experience surface the distinction.</w:t>
+      </w:r>
+    </w:p>
+    <w:p>
+      <w:pPr>
+        <w:pStyle w:val="Compact"/>
+        <w:numPr>
+          <w:ilvl w:val="0"/>
+          <w:numId w:val="1006"/>
+        </w:numPr>
+      </w:pPr>
+      <w:r>
+        <w:rPr>
+          <w:b/>
+          <w:bCs/>
+        </w:rPr>
+        <w:t xml:space="preserve">What to redirect</w:t>
+      </w:r>
+      <w:r>
+        <w:t xml:space="preserve"> </w:t>
+      </w:r>
+      <w:r>
+        <w:t xml:space="preserve">— students who think</w:t>
+      </w:r>
+      <w:r>
+        <w:t xml:space="preserve"> </w:t>
+      </w:r>
+      <w:r>
+        <w:t xml:space="preserve">“displacement &lt; distance”</w:t>
+      </w:r>
+      <w:r>
+        <w:t xml:space="preserve"> </w:t>
+      </w:r>
+      <w:r>
+        <w:t xml:space="preserve">is impossible should be redirected to challenge #2 (a round trip — distance &gt; 0, displacement = 0).</w:t>
+      </w:r>
+    </w:p>
+    <w:p>
+      <w:r>
+        <w:pict>
+          <v:rect style="width:0;height:1.5pt" o:hralign="center" o:hrstd="t" o:hr="t"/>
+        </w:pict>
+      </w:r>
+    </w:p>
+    <w:bookmarkEnd w:id="25"/>
+    <w:bookmarkEnd w:id="26"/>
+    <w:bookmarkStart w:id="30" w:name="phase-3-explain-32-37-min"/>
+    <w:p>
+      <w:pPr>
+        <w:pStyle w:val="Heading2"/>
+      </w:pPr>
+      <w:r>
+        <w:t xml:space="preserve">Phase 3 · Explain</w:t>
+      </w:r>
+      <w:r>
+        <w:t xml:space="preserve"> </w:t>
+      </w:r>
+      <w:r>
+        <w:rPr>
+          <w:i/>
+          <w:iCs/>
+        </w:rPr>
+        <w:t xml:space="preserve">(32 – 37 min)</w:t>
+      </w:r>
+    </w:p>
+    <w:bookmarkStart w:id="27" w:name="min-turn-and-talk-2-class-consensus"/>
+    <w:p>
+      <w:pPr>
+        <w:pStyle w:val="Heading3"/>
+      </w:pPr>
+      <w:r>
+        <w:t xml:space="preserve">32–35 min · Turn-and-Talk #2 + class consensus</w:t>
+      </w:r>
+    </w:p>
+    <w:p>
+      <w:pPr>
+        <w:pStyle w:val="FirstParagraph"/>
+      </w:pPr>
+      <w:r>
+        <w:t xml:space="preserve">Bring the class back. Show a sketched round-trip path on the board (out 5, back 5). Ask:</w:t>
+      </w:r>
+    </w:p>
+    <w:p>
+      <w:pPr>
+        <w:pStyle w:val="BlockText"/>
+      </w:pPr>
+      <w:r>
+        <w:t xml:space="preserve">“How far did this person travel? How far did they end up from where they started?”</w:t>
+      </w:r>
+    </w:p>
+    <w:p>
+      <w:pPr>
+        <w:pStyle w:val="FirstParagraph"/>
+      </w:pPr>
+      <w:r>
+        <w:t xml:space="preserve">Take volunteer answers. Surface that both answers are correct — they answer different questions. The target consensus statement:</w:t>
+      </w:r>
+    </w:p>
+    <w:p>
+      <w:pPr>
+        <w:pStyle w:val="BlockText"/>
+      </w:pPr>
+      <w:r>
+        <w:t xml:space="preserve">“</w:t>
+      </w:r>
+      <w:r>
+        <w:rPr>
+          <w:i/>
+          <w:iCs/>
+        </w:rPr>
+        <w:t xml:space="preserve">Distance</w:t>
+      </w:r>
+      <w:r>
+        <w:t xml:space="preserve"> </w:t>
+      </w:r>
+      <w:r>
+        <w:t xml:space="preserve">tells you how much path you walked.</w:t>
+      </w:r>
+      <w:r>
+        <w:t xml:space="preserve"> </w:t>
+      </w:r>
+      <w:r>
+        <w:rPr>
+          <w:i/>
+          <w:iCs/>
+        </w:rPr>
+        <w:t xml:space="preserve">Displacement</w:t>
+      </w:r>
+      <w:r>
+        <w:t xml:space="preserve"> </w:t>
+      </w:r>
+      <w:r>
+        <w:t xml:space="preserve">tells you the straight-line gap from start to end, with direction. Both are real. They answer different questions.”</w:t>
+      </w:r>
+    </w:p>
+    <w:bookmarkEnd w:id="27"/>
+    <w:bookmarkStart w:id="28" w:name="min-vocabulary-introduction-3-terms"/>
+    <w:p>
+      <w:pPr>
+        <w:pStyle w:val="Heading3"/>
+      </w:pPr>
+      <w:r>
+        <w:t xml:space="preserve">35–37 min · Vocabulary introduction (≤ 3 terms)</w:t>
+      </w:r>
+    </w:p>
+    <w:p>
+      <w:pPr>
+        <w:pStyle w:val="FirstParagraph"/>
+      </w:pPr>
+      <w:r>
+        <w:rPr>
+          <w:b/>
+          <w:bCs/>
+        </w:rPr>
+        <w:t xml:space="preserve">Sample teacher language:</w:t>
+      </w:r>
+    </w:p>
+    <w:p>
+      <w:pPr>
+        <w:pStyle w:val="BlockText"/>
+      </w:pPr>
+      <w:r>
+        <w:t xml:space="preserve">“When a quantity has only a</w:t>
+      </w:r>
+      <w:r>
+        <w:t xml:space="preserve"> </w:t>
+      </w:r>
+      <w:r>
+        <w:rPr>
+          <w:i/>
+          <w:iCs/>
+        </w:rPr>
+        <w:t xml:space="preserve">size</w:t>
+      </w:r>
+      <w:r>
+        <w:t xml:space="preserve"> </w:t>
+      </w:r>
+      <w:r>
+        <w:t xml:space="preserve">— no direction — we call it a</w:t>
+      </w:r>
+      <w:r>
+        <w:t xml:space="preserve"> </w:t>
+      </w:r>
+      <w:r>
+        <w:rPr>
+          <w:b/>
+          <w:bCs/>
+        </w:rPr>
+        <w:t xml:space="preserve">scalar</w:t>
+      </w:r>
+      <w:r>
+        <w:t xml:space="preserve">. Distance is a scalar; it’s always positive.</w:t>
+      </w:r>
+      <w:r>
+        <w:t xml:space="preserve"> </w:t>
+      </w:r>
+      <w:r>
+        <w:rPr>
+          <w:b/>
+          <w:bCs/>
+        </w:rPr>
+        <w:t xml:space="preserve">Displacement</w:t>
+      </w:r>
+      <w:r>
+        <w:t xml:space="preserve"> </w:t>
+      </w:r>
+      <w:r>
+        <w:t xml:space="preserve">is a</w:t>
+      </w:r>
+      <w:r>
+        <w:t xml:space="preserve"> </w:t>
+      </w:r>
+      <w:r>
+        <w:rPr>
+          <w:i/>
+          <w:iCs/>
+        </w:rPr>
+        <w:t xml:space="preserve">vector</w:t>
+      </w:r>
+      <w:r>
+        <w:t xml:space="preserve">: it has size AND direction. Distance is the path; displacement is the gap. From now on, when you read a problem, ask yourself: is it asking me for the path or the gap?”</w:t>
+      </w:r>
+    </w:p>
+    <w:bookmarkEnd w:id="28"/>
+    <w:bookmarkStart w:id="29" w:name="discussion-prompts-to-deploy-here"/>
+    <w:p>
+      <w:pPr>
+        <w:pStyle w:val="Heading3"/>
+      </w:pPr>
+      <w:r>
+        <w:t xml:space="preserve">Discussion prompts to deploy here</w:t>
+      </w:r>
+    </w:p>
+    <w:p>
+      <w:pPr>
+        <w:pStyle w:val="Compact"/>
+        <w:numPr>
+          <w:ilvl w:val="0"/>
+          <w:numId w:val="1007"/>
+        </w:numPr>
+      </w:pPr>
+      <w:r>
+        <w:t xml:space="preserve">“If a runner finishes a 400 m lap exactly back at the starting line, what is her distance? What is her displacement?”</w:t>
+      </w:r>
+    </w:p>
+    <w:p>
+      <w:pPr>
+        <w:pStyle w:val="Compact"/>
+        <w:numPr>
+          <w:ilvl w:val="1"/>
+          <w:numId w:val="1008"/>
+        </w:numPr>
+      </w:pPr>
+      <w:r>
+        <w:rPr>
+          <w:i/>
+          <w:iCs/>
+        </w:rPr>
+        <w:t xml:space="preserve">Sample student response:</w:t>
+      </w:r>
+      <w:r>
+        <w:t xml:space="preserve"> </w:t>
+      </w:r>
+      <w:r>
+        <w:t xml:space="preserve">“Distance = 400 m, displacement = 0 because she ends where she started.”</w:t>
+      </w:r>
+    </w:p>
+    <w:p>
+      <w:pPr>
+        <w:pStyle w:val="Compact"/>
+        <w:numPr>
+          <w:ilvl w:val="0"/>
+          <w:numId w:val="1007"/>
+        </w:numPr>
+      </w:pPr>
+      <w:r>
+        <w:t xml:space="preserve">“Can displacement ever be larger than distance? Why or why not?”</w:t>
+      </w:r>
+    </w:p>
+    <w:p>
+      <w:pPr>
+        <w:pStyle w:val="Compact"/>
+        <w:numPr>
+          <w:ilvl w:val="1"/>
+          <w:numId w:val="1009"/>
+        </w:numPr>
+      </w:pPr>
+      <w:r>
+        <w:rPr>
+          <w:i/>
+          <w:iCs/>
+        </w:rPr>
+        <w:t xml:space="preserve">Sample student response:</w:t>
+      </w:r>
+      <w:r>
+        <w:t xml:space="preserve"> </w:t>
+      </w:r>
+      <w:r>
+        <w:t xml:space="preserve">“No. The straight line between two points is always the shortest route, so a curved path can only be longer. Displacement ≤ distance, with equality only in a straight-line trip.”</w:t>
+      </w:r>
+    </w:p>
+    <w:p>
+      <w:r>
+        <w:pict>
+          <v:rect style="width:0;height:1.5pt" o:hralign="center" o:hrstd="t" o:hr="t"/>
+        </w:pict>
+      </w:r>
+    </w:p>
+    <w:bookmarkEnd w:id="29"/>
+    <w:bookmarkEnd w:id="30"/>
+    <w:bookmarkStart w:id="33" w:name="phase-4-elaborate-37-40-min"/>
+    <w:p>
+      <w:pPr>
+        <w:pStyle w:val="Heading2"/>
+      </w:pPr>
+      <w:r>
+        <w:t xml:space="preserve">Phase 4 · Elaborate</w:t>
+      </w:r>
+      <w:r>
+        <w:t xml:space="preserve"> </w:t>
+      </w:r>
+      <w:r>
+        <w:rPr>
+          <w:i/>
+          <w:iCs/>
+        </w:rPr>
+        <w:t xml:space="preserve">(37 – 40 min)</w:t>
+      </w:r>
+    </w:p>
+    <w:bookmarkStart w:id="31" w:name="min-revise-the-model"/>
+    <w:p>
+      <w:pPr>
+        <w:pStyle w:val="Heading3"/>
+      </w:pPr>
+      <w:r>
+        <w:t xml:space="preserve">37–39 min · Revise the model</w:t>
+      </w:r>
+    </w:p>
+    <w:p>
+      <w:pPr>
+        <w:pStyle w:val="FirstParagraph"/>
+      </w:pPr>
+      <w:r>
+        <w:t xml:space="preserve">Students reopen their initial sketch from Phase 2. Specific prompt:</w:t>
+      </w:r>
+    </w:p>
+    <w:p>
+      <w:pPr>
+        <w:pStyle w:val="BlockText"/>
+      </w:pPr>
+      <w:r>
+        <w:rPr>
+          <w:i/>
+          <w:iCs/>
+        </w:rPr>
+        <w:t xml:space="preserve">“Update your sketch. Label one number</w:t>
+      </w:r>
+      <w:r>
+        <w:rPr>
+          <w:i/>
+          <w:iCs/>
+        </w:rPr>
+        <w:t xml:space="preserve"> </w:t>
+      </w:r>
+      <w:r>
+        <w:rPr>
+          <w:i/>
+          <w:iCs/>
+        </w:rPr>
+        <w:t xml:space="preserve">‘distance’</w:t>
+      </w:r>
+      <w:r>
+        <w:rPr>
+          <w:i/>
+          <w:iCs/>
+        </w:rPr>
+        <w:t xml:space="preserve"> </w:t>
+      </w:r>
+      <w:r>
+        <w:rPr>
+          <w:i/>
+          <w:iCs/>
+        </w:rPr>
+        <w:t xml:space="preserve">and the other</w:t>
+      </w:r>
+      <w:r>
+        <w:rPr>
+          <w:i/>
+          <w:iCs/>
+        </w:rPr>
+        <w:t xml:space="preserve"> </w:t>
+      </w:r>
+      <w:r>
+        <w:rPr>
+          <w:i/>
+          <w:iCs/>
+        </w:rPr>
+        <w:t xml:space="preserve">‘displacement,’</w:t>
+      </w:r>
+      <w:r>
+        <w:rPr>
+          <w:i/>
+          <w:iCs/>
+        </w:rPr>
+        <w:t xml:space="preserve"> </w:t>
+      </w:r>
+      <w:r>
+        <w:rPr>
+          <w:i/>
+          <w:iCs/>
+        </w:rPr>
+        <w:t xml:space="preserve">and add an arrow showing the direction of the displacement.”</w:t>
+      </w:r>
+    </w:p>
+    <w:bookmarkEnd w:id="31"/>
+    <w:bookmarkStart w:id="32" w:name="min-return-to-the-phenomenon"/>
+    <w:p>
+      <w:pPr>
+        <w:pStyle w:val="Heading3"/>
+      </w:pPr>
+      <w:r>
+        <w:t xml:space="preserve">39–40 min · Return to the phenomenon</w:t>
+      </w:r>
+    </w:p>
+    <w:p>
+      <w:pPr>
+        <w:pStyle w:val="FirstParagraph"/>
+      </w:pPr>
+      <w:r>
+        <w:t xml:space="preserve">Re-pose Maya’s walk:</w:t>
+      </w:r>
+    </w:p>
+    <w:p>
+      <w:pPr>
+        <w:pStyle w:val="BlockText"/>
+      </w:pPr>
+      <w:r>
+        <w:t xml:space="preserve">“If we re-do Maya’s walk, but she walks in a perfectly straight line from her seat to the door, do distance and displacement still differ? Predict in one sentence.”</w:t>
+      </w:r>
+    </w:p>
+    <w:p>
+      <w:pPr>
+        <w:pStyle w:val="FirstParagraph"/>
+      </w:pPr>
+      <w:r>
+        <w:t xml:space="preserve">Target:</w:t>
+      </w:r>
+      <w:r>
+        <w:t xml:space="preserve"> </w:t>
+      </w:r>
+      <w:r>
+        <w:t xml:space="preserve">“No — for a straight-line walk in one direction, distance and displacement are equal.”</w:t>
+      </w:r>
+      <w:r>
+        <w:t xml:space="preserve"> </w:t>
+      </w:r>
+      <w:r>
+        <w:t xml:space="preserve">Surface a student response, then move to evaluate.</w:t>
+      </w:r>
+    </w:p>
+    <w:p>
+      <w:r>
+        <w:pict>
+          <v:rect style="width:0;height:1.5pt" o:hralign="center" o:hrstd="t" o:hr="t"/>
+        </w:pict>
+      </w:r>
+    </w:p>
+    <w:bookmarkEnd w:id="32"/>
+    <w:bookmarkEnd w:id="33"/>
+    <w:bookmarkStart w:id="35" w:name="phase-5-evaluate-40-42-min"/>
+    <w:p>
+      <w:pPr>
+        <w:pStyle w:val="Heading2"/>
+      </w:pPr>
+      <w:r>
+        <w:t xml:space="preserve">Phase 5 · Evaluate</w:t>
+      </w:r>
+      <w:r>
+        <w:t xml:space="preserve"> </w:t>
+      </w:r>
+      <w:r>
+        <w:rPr>
+          <w:i/>
+          <w:iCs/>
+        </w:rPr>
+        <w:t xml:space="preserve">(40 – 42 min)</w:t>
+      </w:r>
+    </w:p>
+    <w:bookmarkStart w:id="34" w:name="min-exit-ticket-closing-reflection"/>
+    <w:p>
+      <w:pPr>
+        <w:pStyle w:val="Heading3"/>
+      </w:pPr>
+      <w:r>
+        <w:t xml:space="preserve">40–42 min · Exit Ticket + Closing Reflection</w:t>
+      </w:r>
+    </w:p>
+    <w:p>
+      <w:pPr>
+        <w:pStyle w:val="FirstParagraph"/>
+      </w:pPr>
+      <w:r>
+        <w:t xml:space="preserve">Distribute exit slips. Transfer prompt:</w:t>
+      </w:r>
+    </w:p>
+    <w:p>
+      <w:pPr>
+        <w:pStyle w:val="BlockText"/>
+      </w:pPr>
+      <w:r>
+        <w:rPr>
+          <w:i/>
+          <w:iCs/>
+        </w:rPr>
+        <w:t xml:space="preserve">“A student walks 4 m east, then 3 m north, then 4 m west.</w:t>
+      </w:r>
+      <w:r>
+        <w:rPr>
+          <w:i/>
+          <w:iCs/>
+        </w:rPr>
+        <w:t xml:space="preserve"> </w:t>
+      </w:r>
+      <w:r>
+        <w:rPr>
+          <w:i/>
+          <w:iCs/>
+        </w:rPr>
+        <w:t xml:space="preserve">(a) What is the total distance traveled?</w:t>
+      </w:r>
+      <w:r>
+        <w:rPr>
+          <w:i/>
+          <w:iCs/>
+        </w:rPr>
+        <w:t xml:space="preserve"> </w:t>
+      </w:r>
+      <w:r>
+        <w:rPr>
+          <w:i/>
+          <w:iCs/>
+        </w:rPr>
+        <w:t xml:space="preserve">(b) What is the displacement (magnitude and direction)?</w:t>
+      </w:r>
+      <w:r>
+        <w:rPr>
+          <w:i/>
+          <w:iCs/>
+        </w:rPr>
+        <w:t xml:space="preserve"> </w:t>
+      </w:r>
+      <w:r>
+        <w:rPr>
+          <w:i/>
+          <w:iCs/>
+        </w:rPr>
+        <w:t xml:space="preserve">(c) In one sentence, explain why your answers to (a) and (b) are different.”</w:t>
+      </w:r>
+    </w:p>
+    <w:p>
+      <w:pPr>
+        <w:pStyle w:val="FirstParagraph"/>
+      </w:pPr>
+      <w:r>
+        <w:t xml:space="preserve">Expected: (a) 11 m. (b) 3 m, north. (c)</w:t>
+      </w:r>
+      <w:r>
+        <w:t xml:space="preserve"> </w:t>
+      </w:r>
+      <w:r>
+        <w:t xml:space="preserve">“The student changed direction; distance accumulates path length while displacement only depends on start vs. end positions.”</w:t>
+      </w:r>
+      <w:r>
+        <w:t xml:space="preserve"> </w:t>
+      </w:r>
+      <w:r>
+        <w:t xml:space="preserve">See</w:t>
+      </w:r>
+      <w:r>
+        <w:t xml:space="preserve"> </w:t>
+      </w:r>
+      <w:r>
+        <w:rPr>
+          <w:rStyle w:val="VerbatimChar"/>
+        </w:rPr>
+        <w:t xml:space="preserve">Answer_Key.docx</w:t>
+      </w:r>
+      <w:r>
+        <w:t xml:space="preserve"> </w:t>
+      </w:r>
+      <w:r>
+        <w:t xml:space="preserve">for the rubric.</w:t>
+      </w:r>
+    </w:p>
+    <w:p>
+      <w:pPr>
+        <w:pStyle w:val="BodyText"/>
+      </w:pPr>
+      <w:r>
+        <w:rPr>
+          <w:b/>
+          <w:bCs/>
+        </w:rPr>
+        <w:t xml:space="preserve">Closing Reflection (SEL, 30 seconds, on the same exit slip):</w:t>
+      </w:r>
+    </w:p>
+    <w:p>
+      <w:pPr>
+        <w:pStyle w:val="BlockText"/>
+      </w:pPr>
+      <w:r>
+        <w:t xml:space="preserve">“What is one thing that surprised you today? Who helped you make sense of something?”</w:t>
+      </w:r>
+    </w:p>
+    <w:p>
+      <w:r>
+        <w:pict>
+          <v:rect style="width:0;height:1.5pt" o:hralign="center" o:hrstd="t" o:hr="t"/>
+        </w:pict>
+      </w:r>
+    </w:p>
+    <w:bookmarkEnd w:id="34"/>
+    <w:bookmarkEnd w:id="35"/>
+    <w:bookmarkStart w:id="36" w:name="common-misconceptions"/>
+    <w:p>
+      <w:pPr>
+        <w:pStyle w:val="Heading2"/>
+      </w:pPr>
+      <w:r>
+        <w:t xml:space="preserve">Common Misconceptions</w:t>
+      </w:r>
+    </w:p>
+    <w:p>
+      <w:pPr>
+        <w:pStyle w:val="Compact"/>
+        <w:numPr>
+          <w:ilvl w:val="0"/>
+          <w:numId w:val="1010"/>
+        </w:numPr>
+      </w:pPr>
+      <w:r>
+        <w:rPr>
+          <w:b/>
+          <w:bCs/>
+        </w:rPr>
+        <w:t xml:space="preserve">Misconception:</w:t>
+      </w:r>
+      <w:r>
+        <w:t xml:space="preserve"> </w:t>
+      </w:r>
+      <w:r>
+        <w:t xml:space="preserve">“Distance and displacement are the same thing.”</w:t>
+      </w:r>
+      <w:r>
+        <w:t xml:space="preserve"> </w:t>
+      </w:r>
+      <w:r>
+        <w:t xml:space="preserve">→</w:t>
+      </w:r>
+      <w:r>
+        <w:t xml:space="preserve"> </w:t>
+      </w:r>
+      <w:r>
+        <w:rPr>
+          <w:b/>
+          <w:bCs/>
+        </w:rPr>
+        <w:t xml:space="preserve">Correction:</w:t>
+      </w:r>
+      <w:r>
+        <w:t xml:space="preserve"> </w:t>
+      </w:r>
+      <w:r>
+        <w:t xml:space="preserve">They agree only when motion is in a single straight line in one direction. Any turn or reversal makes them differ.</w:t>
+      </w:r>
+    </w:p>
+    <w:p>
+      <w:pPr>
+        <w:pStyle w:val="Compact"/>
+        <w:numPr>
+          <w:ilvl w:val="0"/>
+          <w:numId w:val="1010"/>
+        </w:numPr>
+      </w:pPr>
+      <w:r>
+        <w:rPr>
+          <w:b/>
+          <w:bCs/>
+        </w:rPr>
+        <w:t xml:space="preserve">Misconception:</w:t>
+      </w:r>
+      <w:r>
+        <w:t xml:space="preserve"> </w:t>
+      </w:r>
+      <w:r>
+        <w:t xml:space="preserve">“Displacement is always positive.”</w:t>
+      </w:r>
+      <w:r>
+        <w:t xml:space="preserve"> </w:t>
+      </w:r>
+      <w:r>
+        <w:t xml:space="preserve">→</w:t>
+      </w:r>
+      <w:r>
+        <w:t xml:space="preserve"> </w:t>
+      </w:r>
+      <w:r>
+        <w:rPr>
+          <w:b/>
+          <w:bCs/>
+        </w:rPr>
+        <w:t xml:space="preserve">Correction:</w:t>
+      </w:r>
+      <w:r>
+        <w:t xml:space="preserve"> </w:t>
+      </w:r>
+      <w:r>
+        <w:t xml:space="preserve">Displacement is a vector; in 1-D it has sign (left/right or +/−). It can be zero (round trip) or negative.</w:t>
+      </w:r>
+    </w:p>
+    <w:p>
+      <w:pPr>
+        <w:pStyle w:val="Compact"/>
+        <w:numPr>
+          <w:ilvl w:val="0"/>
+          <w:numId w:val="1010"/>
+        </w:numPr>
+      </w:pPr>
+      <w:r>
+        <w:rPr>
+          <w:b/>
+          <w:bCs/>
+        </w:rPr>
+        <w:t xml:space="preserve">Misconception:</w:t>
+      </w:r>
+      <w:r>
+        <w:t xml:space="preserve"> </w:t>
+      </w:r>
+      <w:r>
+        <w:t xml:space="preserve">“If you go and come back, you traveled zero.”</w:t>
+      </w:r>
+      <w:r>
+        <w:t xml:space="preserve"> </w:t>
+      </w:r>
+      <w:r>
+        <w:t xml:space="preserve">→</w:t>
+      </w:r>
+      <w:r>
+        <w:t xml:space="preserve"> </w:t>
+      </w:r>
+      <w:r>
+        <w:rPr>
+          <w:b/>
+          <w:bCs/>
+        </w:rPr>
+        <w:t xml:space="preserve">Correction:</w:t>
+      </w:r>
+      <w:r>
+        <w:t xml:space="preserve"> </w:t>
+      </w:r>
+      <w:r>
+        <w:t xml:space="preserve">Your</w:t>
+      </w:r>
+      <w:r>
+        <w:t xml:space="preserve"> </w:t>
+      </w:r>
+      <w:r>
+        <w:rPr>
+          <w:i/>
+          <w:iCs/>
+        </w:rPr>
+        <w:t xml:space="preserve">displacement</w:t>
+      </w:r>
+      <w:r>
+        <w:t xml:space="preserve"> </w:t>
+      </w:r>
+      <w:r>
+        <w:t xml:space="preserve">is zero, but your</w:t>
+      </w:r>
+      <w:r>
+        <w:t xml:space="preserve"> </w:t>
+      </w:r>
+      <w:r>
+        <w:rPr>
+          <w:i/>
+          <w:iCs/>
+        </w:rPr>
+        <w:t xml:space="preserve">distance</w:t>
+      </w:r>
+      <w:r>
+        <w:t xml:space="preserve"> </w:t>
+      </w:r>
+      <w:r>
+        <w:t xml:space="preserve">(total path) is not.</w:t>
+      </w:r>
+    </w:p>
+    <w:p>
+      <w:r>
+        <w:pict>
+          <v:rect style="width:0;height:1.5pt" o:hralign="center" o:hrstd="t" o:hr="t"/>
+        </w:pict>
+      </w:r>
+    </w:p>
+    <w:bookmarkEnd w:id="36"/>
+    <w:bookmarkStart w:id="37" w:name="access-differentiation"/>
+    <w:p>
+      <w:pPr>
+        <w:pStyle w:val="Heading2"/>
+      </w:pPr>
+      <w:r>
+        <w:t xml:space="preserve">Access &amp; Differentiation</w:t>
+      </w:r>
+    </w:p>
+    <w:p>
+      <w:pPr>
+        <w:pStyle w:val="Compact"/>
+        <w:numPr>
+          <w:ilvl w:val="0"/>
+          <w:numId w:val="1011"/>
+        </w:numPr>
+      </w:pPr>
+      <w:r>
+        <w:rPr>
+          <w:b/>
+          <w:bCs/>
+        </w:rPr>
+        <w:t xml:space="preserve">ELL/ENL supports:</w:t>
+      </w:r>
+      <w:r>
+        <w:t xml:space="preserve"> </w:t>
+      </w:r>
+      <w:r>
+        <w:t xml:space="preserve">Sentence frame: *“The distance is ___ but the displacement is ___ because ___.”* Word-choice box: {path, straight-line, scalar, vector, zero, sign}. Visual-first — emphasize arrow vs. length labels.</w:t>
+      </w:r>
+    </w:p>
+    <w:p>
+      <w:pPr>
+        <w:pStyle w:val="Compact"/>
+        <w:numPr>
+          <w:ilvl w:val="0"/>
+          <w:numId w:val="1011"/>
+        </w:numPr>
+      </w:pPr>
+      <w:r>
+        <w:rPr>
+          <w:b/>
+          <w:bCs/>
+        </w:rPr>
+        <w:t xml:space="preserve">IEP/SPED supports:</w:t>
+      </w:r>
+      <w:r>
+        <w:t xml:space="preserve"> </w:t>
+      </w:r>
+      <w:r>
+        <w:t xml:space="preserve">Provide a printed grid with dots already placed at start and end; students need only count squares. Pre-label one example as</w:t>
+      </w:r>
+      <w:r>
+        <w:t xml:space="preserve"> </w:t>
+      </w:r>
+      <w:r>
+        <w:t xml:space="preserve">“distance”</w:t>
+      </w:r>
+      <w:r>
+        <w:t xml:space="preserve"> </w:t>
+      </w:r>
+      <w:r>
+        <w:t xml:space="preserve">and</w:t>
+      </w:r>
+      <w:r>
+        <w:t xml:space="preserve"> </w:t>
+      </w:r>
+      <w:r>
+        <w:t xml:space="preserve">“displacement”</w:t>
+      </w:r>
+      <w:r>
+        <w:t xml:space="preserve"> </w:t>
+      </w:r>
+      <w:r>
+        <w:t xml:space="preserve">so the format is concrete.</w:t>
+      </w:r>
+    </w:p>
+    <w:p>
+      <w:pPr>
+        <w:pStyle w:val="Compact"/>
+        <w:numPr>
+          <w:ilvl w:val="0"/>
+          <w:numId w:val="1011"/>
+        </w:numPr>
+      </w:pPr>
+      <w:r>
+        <w:rPr>
+          <w:b/>
+          <w:bCs/>
+        </w:rPr>
+        <w:t xml:space="preserve">Extensions:</w:t>
+      </w:r>
+      <w:r>
+        <w:t xml:space="preserve"> </w:t>
+      </w:r>
+      <w:r>
+        <w:t xml:space="preserve">Have students invent a path where distance equals exactly twice displacement; or where displacement is zero but distance is nonzero in</w:t>
+      </w:r>
+      <w:r>
+        <w:t xml:space="preserve"> </w:t>
+      </w:r>
+      <w:r>
+        <w:rPr>
+          <w:i/>
+          <w:iCs/>
+        </w:rPr>
+        <w:t xml:space="preserve">3</w:t>
+      </w:r>
+      <w:r>
+        <w:t xml:space="preserve"> </w:t>
+      </w:r>
+      <w:r>
+        <w:t xml:space="preserve">different ways.</w:t>
+      </w:r>
+    </w:p>
+    <w:p>
+      <w:r>
+        <w:pict>
+          <v:rect style="width:0;height:1.5pt" o:hralign="center" o:hrstd="t" o:hr="t"/>
+        </w:pict>
+      </w:r>
+    </w:p>
+    <w:bookmarkEnd w:id="37"/>
+    <w:bookmarkStart w:id="38" w:name="strategy-spotlight"/>
+    <w:p>
+      <w:pPr>
+        <w:pStyle w:val="Heading2"/>
+      </w:pPr>
+      <w:r>
+        <w:t xml:space="preserve">Strategy Spotlight</w:t>
+      </w:r>
+    </w:p>
+    <w:p>
+      <w:pPr>
+        <w:pStyle w:val="FirstParagraph"/>
+      </w:pPr>
+      <w:r>
+        <w:t xml:space="preserve">(No tagged strategy this lesson — straight 5E phenomenon-based lesson. The path-builder interactive in Phase 2 carries the inquiry load.)</w:t>
+      </w:r>
+    </w:p>
+    <w:p>
+      <w:r>
+        <w:pict>
+          <v:rect style="width:0;height:1.5pt" o:hralign="center" o:hrstd="t" o:hr="t"/>
+        </w:pict>
+      </w:r>
+    </w:p>
+    <w:bookmarkEnd w:id="38"/>
+    <w:bookmarkStart w:id="39" w:name="nyssls-observation-checklist-crosswalk"/>
     <w:p>
       <w:pPr>
         <w:pStyle w:val="Heading2"/>
@@ -277,7 +2113,7 @@
               <w:pStyle w:val="Compact"/>
             </w:pPr>
             <w:r>
-              <w:t xml:space="preserve">Item</w:t>
+              <w:t xml:space="preserve">Checklist item</w:t>
             </w:r>
           </w:p>
         </w:tc>
@@ -288,7 +2124,7 @@
               <w:pStyle w:val="Compact"/>
             </w:pPr>
             <w:r>
-              <w:t xml:space="preserve">Where it shows up in this lesson</w:t>
+              <w:t xml:space="preserve">Where it appears in this lesson</w:t>
             </w:r>
           </w:p>
         </w:tc>
@@ -323,7 +2159,7 @@
               <w:pStyle w:val="Compact"/>
             </w:pPr>
             <w:r>
-              <w:t xml:space="preserve">Phenomenon section — student-walks-to-door demonstration</w:t>
+              <w:t xml:space="preserve">Phase 1 — Maya’s walk demonstration</w:t>
             </w:r>
           </w:p>
         </w:tc>
@@ -358,7 +2194,16 @@
               <w:pStyle w:val="Compact"/>
             </w:pPr>
             <w:r>
-              <w:t xml:space="preserve">TT#1 after Notice &amp; Wonder; TT#2 after the interactive</w:t>
+              <w:t xml:space="preserve">Phase 1 (TT#1 on which number is</w:t>
+            </w:r>
+            <w:r>
+              <w:t xml:space="preserve"> </w:t>
+            </w:r>
+            <w:r>
+              <w:t xml:space="preserve">“right”</w:t>
+            </w:r>
+            <w:r>
+              <w:t xml:space="preserve">), Phase 3 (TT#2 on the round-trip case)</w:t>
             </w:r>
           </w:p>
         </w:tc>
@@ -393,7 +2238,7 @@
               <w:pStyle w:val="Compact"/>
             </w:pPr>
             <w:r>
-              <w:t xml:space="preserve">Initial Model + Vector-Walk procedure design</w:t>
+              <w:t xml:space="preserve">Phase 1 (initial model), Phase 2 (path-builder challenges), Phase 4 (revise model)</w:t>
             </w:r>
           </w:p>
         </w:tc>
@@ -428,7 +2273,20 @@
               <w:pStyle w:val="Compact"/>
             </w:pPr>
             <w:r>
-              <w:t xml:space="preserve">CCC Focus restated mid-lesson</w:t>
+              <w:t xml:space="preserve">Lesson Overview ·</w:t>
+            </w:r>
+            <w:r>
+              <w:t xml:space="preserve"> </w:t>
+            </w:r>
+            <w:r>
+              <w:rPr>
+                <w:i/>
+                <w:iCs/>
+              </w:rPr>
+              <w:t xml:space="preserve">Patterns</w:t>
+            </w:r>
+            <w:r>
+              <w:t xml:space="preserve">, restated in Phase 2</w:t>
             </w:r>
           </w:p>
         </w:tc>
@@ -452,7 +2310,7 @@
               <w:pStyle w:val="Compact"/>
             </w:pPr>
             <w:r>
-              <w:t xml:space="preserve">ENL — ≤3 vocab, second half</w:t>
+              <w:t xml:space="preserve">ENL — ≤ 3 vocab, second half</w:t>
             </w:r>
           </w:p>
         </w:tc>
@@ -463,7 +2321,7 @@
               <w:pStyle w:val="Compact"/>
             </w:pPr>
             <w:r>
-              <w:t xml:space="preserve">Key Vocabulary (distance / displacement / scalar) post-investigation</w:t>
+              <w:t xml:space="preserve">Phase 3 — Vocabulary at 35–37 min (distance / displacement / scalar)</w:t>
             </w:r>
           </w:p>
         </w:tc>
@@ -498,7 +2356,7 @@
               <w:pStyle w:val="Compact"/>
             </w:pPr>
             <w:r>
-              <w:t xml:space="preserve">Return to the Phenomenon — re-measure the walk, now with vocabulary</w:t>
+              <w:t xml:space="preserve">Phase 4 — Return to Maya’s walk</w:t>
             </w:r>
           </w:p>
         </w:tc>
@@ -533,7 +2391,7 @@
               <w:pStyle w:val="Compact"/>
             </w:pPr>
             <w:r>
-              <w:t xml:space="preserve">Sentence frames; pre-printed grid for the path drawing</w:t>
+              <w:t xml:space="preserve">Access &amp; Differentiation block</w:t>
             </w:r>
           </w:p>
         </w:tc>
@@ -568,62 +2426,27 @@
               <w:pStyle w:val="Compact"/>
             </w:pPr>
             <w:r>
-              <w:t xml:space="preserve">Exit Ticket — playground perimeter problem</w:t>
+              <w:t xml:space="preserve">Phase 5 — Exit Ticket (3-leg walk problem)</w:t>
             </w:r>
           </w:p>
         </w:tc>
       </w:tr>
     </w:tbl>
-    <w:bookmarkEnd w:id="17"/>
-    <w:bookmarkStart w:id="18" w:name="opening-connection"/>
     <w:p>
+      <w:r>
+        <w:pict>
+          <v:rect style="width:0;height:1.5pt" o:hralign="center" o:hrstd="t" o:hr="t"/>
+        </w:pict>
+      </w:r>
+    </w:p>
+    <w:bookmarkEnd w:id="39"/>
+    <w:bookmarkStart w:id="40" w:name="companion-materials"/>
+    <w:p>
       <w:pPr>
         <w:pStyle w:val="Heading2"/>
       </w:pPr>
       <w:r>
-        <w:t xml:space="preserve">Opening Connection</w:t>
-      </w:r>
-    </w:p>
-    <w:p>
-      <w:pPr>
-        <w:pStyle w:val="FirstParagraph"/>
-      </w:pPr>
-      <w:r>
-        <w:t xml:space="preserve">Pick one (SEL):</w:t>
-      </w:r>
-      <w:r>
-        <w:t xml:space="preserve"> </w:t>
-      </w:r>
-      <w:r>
-        <w:t xml:space="preserve">- 1-question check-in</w:t>
-      </w:r>
-      <w:r>
-        <w:t xml:space="preserve"> </w:t>
-      </w:r>
-      <w:r>
-        <w:t xml:space="preserve">-</w:t>
-      </w:r>
-      <w:r>
-        <w:t xml:space="preserve"> </w:t>
-      </w:r>
-      <w:r>
-        <w:t xml:space="preserve">“Name something you noticed since last class”</w:t>
-      </w:r>
-      <w:r>
-        <w:t xml:space="preserve"> </w:t>
-      </w:r>
-      <w:r>
-        <w:t xml:space="preserve">- Quick gratitude / effort acknowledgment</w:t>
-      </w:r>
-    </w:p>
-    <w:bookmarkEnd w:id="18"/>
-    <w:bookmarkStart w:id="19" w:name="at-a-glance"/>
-    <w:p>
-      <w:pPr>
-        <w:pStyle w:val="Heading2"/>
-      </w:pPr>
-      <w:r>
-        <w:t xml:space="preserve">At-a-Glance</w:t>
+        <w:t xml:space="preserve">Companion Materials</w:t>
       </w:r>
     </w:p>
     <w:p>
@@ -631,21 +2454,20 @@
         <w:pStyle w:val="Compact"/>
         <w:numPr>
           <w:ilvl w:val="0"/>
-          <w:numId w:val="1002"/>
+          <w:numId w:val="1012"/>
         </w:numPr>
       </w:pPr>
       <w:r>
         <w:rPr>
-          <w:b/>
-          <w:bCs/>
+          <w:rStyle w:val="VerbatimChar"/>
         </w:rPr>
-        <w:t xml:space="preserve">Duration:</w:t>
+        <w:t xml:space="preserve">Student_Exploration.html</w:t>
       </w:r>
       <w:r>
         <w:t xml:space="preserve"> </w:t>
       </w:r>
       <w:r>
-        <w:t xml:space="preserve">42 minutes (1 period)</w:t>
+        <w:t xml:space="preserve">(rich interactive) — hand to students at start of Phase 2</w:t>
       </w:r>
     </w:p>
     <w:p>
@@ -653,21 +2475,20 @@
         <w:pStyle w:val="Compact"/>
         <w:numPr>
           <w:ilvl w:val="0"/>
-          <w:numId w:val="1002"/>
+          <w:numId w:val="1012"/>
         </w:numPr>
       </w:pPr>
       <w:r>
         <w:rPr>
-          <w:b/>
-          <w:bCs/>
+          <w:rStyle w:val="VerbatimChar"/>
         </w:rPr>
-        <w:t xml:space="preserve">Materials:</w:t>
+        <w:t xml:space="preserve">Student_Exploration.onenote.html</w:t>
       </w:r>
       <w:r>
         <w:t xml:space="preserve"> </w:t>
       </w:r>
       <w:r>
-        <w:t xml:space="preserve">Graph paper or printed grids; rulers; tape measure (optional, for the live phenomenon); access to the Physics Classroom Vector Walk interactive on devices.</w:t>
+        <w:t xml:space="preserve">(OneNote-paste static) — for distribution via Class Notebook</w:t>
       </w:r>
     </w:p>
     <w:p>
@@ -675,21 +2496,32 @@
         <w:pStyle w:val="Compact"/>
         <w:numPr>
           <w:ilvl w:val="0"/>
-          <w:numId w:val="1002"/>
+          <w:numId w:val="1012"/>
         </w:numPr>
       </w:pPr>
       <w:r>
         <w:rPr>
-          <w:b/>
-          <w:bCs/>
+          <w:rStyle w:val="VerbatimChar"/>
         </w:rPr>
-        <w:t xml:space="preserve">Safety:</w:t>
+        <w:t xml:space="preserve">Answer_Key.docx</w:t>
       </w:r>
       <w:r>
         <w:t xml:space="preserve"> </w:t>
       </w:r>
       <w:r>
-        <w:t xml:space="preserve">None.</w:t>
+        <w:t xml:space="preserve">— answers to</w:t>
+      </w:r>
+      <w:r>
+        <w:t xml:space="preserve"> </w:t>
+      </w:r>
+      <w:r>
+        <w:t xml:space="preserve">“Make It Make Sense”</w:t>
+      </w:r>
+      <w:r>
+        <w:t xml:space="preserve"> </w:t>
+      </w:r>
+      <w:r>
+        <w:t xml:space="preserve">prompts and the Exit Ticket</w:t>
       </w:r>
     </w:p>
     <w:p>
@@ -697,49 +2529,38 @@
         <w:pStyle w:val="Compact"/>
         <w:numPr>
           <w:ilvl w:val="0"/>
-          <w:numId w:val="1002"/>
+          <w:numId w:val="1012"/>
         </w:numPr>
       </w:pPr>
       <w:r>
-        <w:rPr>
-          <w:b/>
-          <w:bCs/>
-        </w:rPr>
-        <w:t xml:space="preserve">Prior knowledge:</w:t>
-      </w:r>
-      <w:r>
-        <w:t xml:space="preserve"> </w:t>
-      </w:r>
-      <w:r>
-        <w:t xml:space="preserve">Lesson 01 (vectors, magnitude, direction); coordinate grids.</w:t>
-      </w:r>
-    </w:p>
-    <w:bookmarkEnd w:id="19"/>
-    <w:bookmarkStart w:id="20" w:name="lesson-objectives"/>
-    <w:p>
-      <w:pPr>
-        <w:pStyle w:val="Heading2"/>
-      </w:pPr>
-      <w:r>
-        <w:t xml:space="preserve">Lesson Objectives</w:t>
+        <w:t xml:space="preserve">Web edition (live): https://angsta-ed.github.io/physics-kinematics/lessons/02-distance-displacement.html</w:t>
       </w:r>
     </w:p>
     <w:p>
-      <w:pPr>
-        <w:pStyle w:val="FirstParagraph"/>
-      </w:pPr>
-      <w:r>
-        <w:t xml:space="preserve">I can…</w:t>
-      </w:r>
-      <w:r>
-        <w:t xml:space="preserve"> </w:t>
-      </w:r>
-      <w:r>
-        <w:t xml:space="preserve">- Distinguish</w:t>
-      </w:r>
-      <w:r>
-        <w:t xml:space="preserve"> </w:t>
-      </w:r>
+      <w:r>
+        <w:pict>
+          <v:rect style="width:0;height:1.5pt" o:hralign="center" o:hrstd="t" o:hr="t"/>
+        </w:pict>
+      </w:r>
+    </w:p>
+    <w:bookmarkEnd w:id="40"/>
+    <w:bookmarkStart w:id="41" w:name="key-vocabulary-max-3"/>
+    <w:p>
+      <w:pPr>
+        <w:pStyle w:val="Heading2"/>
+      </w:pPr>
+      <w:r>
+        <w:t xml:space="preserve">Key Vocabulary (max 3)</w:t>
+      </w:r>
+    </w:p>
+    <w:p>
+      <w:pPr>
+        <w:pStyle w:val="Compact"/>
+        <w:numPr>
+          <w:ilvl w:val="0"/>
+          <w:numId w:val="1013"/>
+        </w:numPr>
+      </w:pPr>
       <w:r>
         <w:rPr>
           <w:b/>
@@ -751,11 +2572,17 @@
         <w:t xml:space="preserve"> </w:t>
       </w:r>
       <w:r>
-        <w:t xml:space="preserve">(a scalar — total path length) from</w:t>
-      </w:r>
-      <w:r>
-        <w:t xml:space="preserve"> </w:t>
-      </w:r>
+        <w:t xml:space="preserve">— the total length of the path traveled (a scalar; always ≥ 0)</w:t>
+      </w:r>
+    </w:p>
+    <w:p>
+      <w:pPr>
+        <w:pStyle w:val="Compact"/>
+        <w:numPr>
+          <w:ilvl w:val="0"/>
+          <w:numId w:val="1013"/>
+        </w:numPr>
+      </w:pPr>
       <w:r>
         <w:rPr>
           <w:b/>
@@ -767,439 +2594,7 @@
         <w:t xml:space="preserve"> </w:t>
       </w:r>
       <w:r>
-        <w:t xml:space="preserve">(a vector — straight-line change in position with direction).</w:t>
-      </w:r>
-      <w:r>
-        <w:t xml:space="preserve"> </w:t>
-      </w:r>
-      <w:r>
-        <w:t xml:space="preserve">- Calculate displacement from a path drawn on a coordinate grid.</w:t>
-      </w:r>
-      <w:r>
-        <w:t xml:space="preserve"> </w:t>
-      </w:r>
-      <w:r>
-        <w:t xml:space="preserve">- Identify a real situation where distance and displacement are different, and one where they are equal.</w:t>
-      </w:r>
-    </w:p>
-    <w:bookmarkEnd w:id="20"/>
-    <w:bookmarkStart w:id="21" w:name="agenda"/>
-    <w:p>
-      <w:pPr>
-        <w:pStyle w:val="Heading2"/>
-      </w:pPr>
-      <w:r>
-        <w:t xml:space="preserve">Agenda</w:t>
-      </w:r>
-    </w:p>
-    <w:tbl>
-      <w:tblPr>
-        <w:tblStyle w:val="Table"/>
-        <w:tblW w:type="pct" w:w="5000"/>
-        <w:tblLayout w:type="fixed"/>
-        <w:tblLook w:firstRow="1" w:lastRow="0" w:firstColumn="0" w:lastColumn="0" w:noHBand="0" w:noVBand="0" w:val="0020"/>
-      </w:tblPr>
-      <w:tblGrid>
-        <w:gridCol w:w="2640"/>
-        <w:gridCol w:w="2640"/>
-        <w:gridCol w:w="2640"/>
-      </w:tblGrid>
-      <w:tr>
-        <w:trPr>
-          <w:tblHeader w:val="on"/>
-        </w:trPr>
-        <w:tc>
-          <w:tcPr/>
-          <w:p>
-            <w:pPr>
-              <w:pStyle w:val="Compact"/>
-            </w:pPr>
-            <w:r>
-              <w:t xml:space="preserve">Time</w:t>
-            </w:r>
-          </w:p>
-        </w:tc>
-        <w:tc>
-          <w:tcPr/>
-          <w:p>
-            <w:pPr>
-              <w:pStyle w:val="Compact"/>
-            </w:pPr>
-            <w:r>
-              <w:t xml:space="preserve">Block</w:t>
-            </w:r>
-          </w:p>
-        </w:tc>
-        <w:tc>
-          <w:tcPr/>
-          <w:p>
-            <w:pPr>
-              <w:pStyle w:val="Compact"/>
-            </w:pPr>
-            <w:r>
-              <w:t xml:space="preserve">Notes</w:t>
-            </w:r>
-          </w:p>
-        </w:tc>
-      </w:tr>
-      <w:tr>
-        <w:tc>
-          <w:tcPr/>
-          <w:p>
-            <w:pPr>
-              <w:pStyle w:val="Compact"/>
-            </w:pPr>
-            <w:r>
-              <w:t xml:space="preserve">0–3</w:t>
-            </w:r>
-          </w:p>
-        </w:tc>
-        <w:tc>
-          <w:tcPr/>
-          <w:p>
-            <w:pPr>
-              <w:pStyle w:val="Compact"/>
-            </w:pPr>
-            <w:r>
-              <w:t xml:space="preserve">Opening Connection (SEL)</w:t>
-            </w:r>
-          </w:p>
-        </w:tc>
-        <w:tc>
-          <w:tcPr/>
-          <w:p>
-            <w:pPr>
-              <w:pStyle w:val="Compact"/>
-            </w:pPr>
-            <w:r>
-              <w:t xml:space="preserve">Brief check-in</w:t>
-            </w:r>
-          </w:p>
-        </w:tc>
-      </w:tr>
-      <w:tr>
-        <w:tc>
-          <w:tcPr/>
-          <w:p>
-            <w:pPr>
-              <w:pStyle w:val="Compact"/>
-            </w:pPr>
-            <w:r>
-              <w:t xml:space="preserve">3–8</w:t>
-            </w:r>
-          </w:p>
-        </w:tc>
-        <w:tc>
-          <w:tcPr/>
-          <w:p>
-            <w:pPr>
-              <w:pStyle w:val="Compact"/>
-            </w:pPr>
-            <w:r>
-              <w:t xml:space="preserve">Phenomenon hook</w:t>
-            </w:r>
-          </w:p>
-        </w:tc>
-        <w:tc>
-          <w:tcPr/>
-          <w:p>
-            <w:pPr>
-              <w:pStyle w:val="Compact"/>
-            </w:pPr>
-            <w:r>
-              <w:t xml:space="preserve">Live walk-to-the-door demo; class predicts which measurement is</w:t>
-            </w:r>
-            <w:r>
-              <w:t xml:space="preserve"> </w:t>
-            </w:r>
-            <w:r>
-              <w:t xml:space="preserve">“the right one”</w:t>
-            </w:r>
-          </w:p>
-        </w:tc>
-      </w:tr>
-      <w:tr>
-        <w:tc>
-          <w:tcPr/>
-          <w:p>
-            <w:pPr>
-              <w:pStyle w:val="Compact"/>
-            </w:pPr>
-            <w:r>
-              <w:t xml:space="preserve">8–13</w:t>
-            </w:r>
-          </w:p>
-        </w:tc>
-        <w:tc>
-          <w:tcPr/>
-          <w:p>
-            <w:pPr>
-              <w:pStyle w:val="Compact"/>
-            </w:pPr>
-            <w:r>
-              <w:t xml:space="preserve">Notice &amp; Wonder + Turn and Talk #1</w:t>
-            </w:r>
-          </w:p>
-        </w:tc>
-        <w:tc>
-          <w:tcPr/>
-          <w:p>
-            <w:pPr>
-              <w:pStyle w:val="Compact"/>
-            </w:pPr>
-            <w:r>
-              <w:t xml:space="preserve">Capture both quantities students think are</w:t>
-            </w:r>
-            <w:r>
-              <w:t xml:space="preserve"> </w:t>
-            </w:r>
-            <w:r>
-              <w:t xml:space="preserve">“the answer”</w:t>
-            </w:r>
-          </w:p>
-        </w:tc>
-      </w:tr>
-      <w:tr>
-        <w:tc>
-          <w:tcPr/>
-          <w:p>
-            <w:pPr>
-              <w:pStyle w:val="Compact"/>
-            </w:pPr>
-            <w:r>
-              <w:t xml:space="preserve">13–18</w:t>
-            </w:r>
-          </w:p>
-        </w:tc>
-        <w:tc>
-          <w:tcPr/>
-          <w:p>
-            <w:pPr>
-              <w:pStyle w:val="Compact"/>
-            </w:pPr>
-            <w:r>
-              <w:t xml:space="preserve">Initial Model</w:t>
-            </w:r>
-          </w:p>
-        </w:tc>
-        <w:tc>
-          <w:tcPr/>
-          <w:p>
-            <w:pPr>
-              <w:pStyle w:val="Compact"/>
-            </w:pPr>
-            <w:r>
-              <w:t xml:space="preserve">Students sketch the walk path on grid; mark distance and displacement</w:t>
-            </w:r>
-          </w:p>
-        </w:tc>
-      </w:tr>
-      <w:tr>
-        <w:tc>
-          <w:tcPr/>
-          <w:p>
-            <w:pPr>
-              <w:pStyle w:val="Compact"/>
-            </w:pPr>
-            <w:r>
-              <w:t xml:space="preserve">18–30</w:t>
-            </w:r>
-          </w:p>
-        </w:tc>
-        <w:tc>
-          <w:tcPr/>
-          <w:p>
-            <w:pPr>
-              <w:pStyle w:val="Compact"/>
-            </w:pPr>
-            <w:r>
-              <w:t xml:space="preserve">Investigate — interactive + Vector Walk</w:t>
-            </w:r>
-          </w:p>
-        </w:tc>
-        <w:tc>
-          <w:tcPr/>
-          <w:p>
-            <w:pPr>
-              <w:pStyle w:val="Compact"/>
-            </w:pPr>
-            <w:r>
-              <w:t xml:space="preserve">Toggle</w:t>
-            </w:r>
-            <w:r>
-              <w:t xml:space="preserve"> </w:t>
-            </w:r>
-            <w:r>
-              <w:t xml:space="preserve">“show distance”</w:t>
-            </w:r>
-            <w:r>
-              <w:t xml:space="preserve"> </w:t>
-            </w:r>
-            <w:r>
-              <w:t xml:space="preserve">vs. </w:t>
-            </w:r>
-            <w:r>
-              <w:t xml:space="preserve">“show displacement”</w:t>
-            </w:r>
-            <w:r>
-              <w:t xml:space="preserve"> </w:t>
-            </w:r>
-            <w:r>
-              <w:t xml:space="preserve">on grid; compare to PhysClassroom Vector Walk</w:t>
-            </w:r>
-          </w:p>
-        </w:tc>
-      </w:tr>
-      <w:tr>
-        <w:tc>
-          <w:tcPr/>
-          <w:p>
-            <w:pPr>
-              <w:pStyle w:val="Compact"/>
-            </w:pPr>
-            <w:r>
-              <w:t xml:space="preserve">30–35</w:t>
-            </w:r>
-          </w:p>
-        </w:tc>
-        <w:tc>
-          <w:tcPr/>
-          <w:p>
-            <w:pPr>
-              <w:pStyle w:val="Compact"/>
-            </w:pPr>
-            <w:r>
-              <w:t xml:space="preserve">Sense-making + Turn and Talk #2</w:t>
-            </w:r>
-          </w:p>
-        </w:tc>
-        <w:tc>
-          <w:tcPr/>
-          <w:p>
-            <w:pPr>
-              <w:pStyle w:val="Compact"/>
-            </w:pPr>
-            <w:r>
-              <w:t xml:space="preserve">“When are distance and displacement equal? When zero?”</w:t>
-            </w:r>
-          </w:p>
-        </w:tc>
-      </w:tr>
-      <w:tr>
-        <w:tc>
-          <w:tcPr/>
-          <w:p>
-            <w:pPr>
-              <w:pStyle w:val="Compact"/>
-            </w:pPr>
-            <w:r>
-              <w:t xml:space="preserve">35–38</w:t>
-            </w:r>
-          </w:p>
-        </w:tc>
-        <w:tc>
-          <w:tcPr/>
-          <w:p>
-            <w:pPr>
-              <w:pStyle w:val="Compact"/>
-            </w:pPr>
-            <w:r>
-              <w:t xml:space="preserve">Vocabulary + Revise Model</w:t>
-            </w:r>
-          </w:p>
-        </w:tc>
-        <w:tc>
-          <w:tcPr/>
-          <w:p>
-            <w:pPr>
-              <w:pStyle w:val="Compact"/>
-            </w:pPr>
-            <w:r>
-              <w:t xml:space="preserve">Introduce</w:t>
-            </w:r>
-            <w:r>
-              <w:t xml:space="preserve"> </w:t>
-            </w:r>
-            <w:r>
-              <w:rPr>
-                <w:i/>
-                <w:iCs/>
-              </w:rPr>
-              <w:t xml:space="preserve">distance</w:t>
-            </w:r>
-            <w:r>
-              <w:t xml:space="preserve">,</w:t>
-            </w:r>
-            <w:r>
-              <w:t xml:space="preserve"> </w:t>
-            </w:r>
-            <w:r>
-              <w:rPr>
-                <w:i/>
-                <w:iCs/>
-              </w:rPr>
-              <w:t xml:space="preserve">displacement</w:t>
-            </w:r>
-            <w:r>
-              <w:t xml:space="preserve">,</w:t>
-            </w:r>
-            <w:r>
-              <w:t xml:space="preserve"> </w:t>
-            </w:r>
-            <w:r>
-              <w:rPr>
-                <w:i/>
-                <w:iCs/>
-              </w:rPr>
-              <w:t xml:space="preserve">scalar</w:t>
-            </w:r>
-          </w:p>
-        </w:tc>
-      </w:tr>
-      <w:tr>
-        <w:tc>
-          <w:tcPr/>
-          <w:p>
-            <w:pPr>
-              <w:pStyle w:val="Compact"/>
-            </w:pPr>
-            <w:r>
-              <w:t xml:space="preserve">38–42</w:t>
-            </w:r>
-          </w:p>
-        </w:tc>
-        <w:tc>
-          <w:tcPr/>
-          <w:p>
-            <w:pPr>
-              <w:pStyle w:val="Compact"/>
-            </w:pPr>
-            <w:r>
-              <w:t xml:space="preserve">Exit Ticket + Closing Reflection</w:t>
-            </w:r>
-          </w:p>
-        </w:tc>
-        <w:tc>
-          <w:tcPr/>
-          <w:p>
-            <w:pPr>
-              <w:pStyle w:val="Compact"/>
-            </w:pPr>
-            <w:r>
-              <w:t xml:space="preserve">Playground problem</w:t>
-            </w:r>
-          </w:p>
-        </w:tc>
-      </w:tr>
-    </w:tbl>
-    <w:bookmarkEnd w:id="21"/>
-    <w:bookmarkStart w:id="22" w:name="discussion-prompts"/>
-    <w:p>
-      <w:pPr>
-        <w:pStyle w:val="Heading2"/>
-      </w:pPr>
-      <w:r>
-        <w:t xml:space="preserve">Discussion Prompts</w:t>
+        <w:t xml:space="preserve">— the straight-line change in position from start to end, with direction (a vector; can be zero or negative in 1-D)</w:t>
       </w:r>
     </w:p>
     <w:p>
@@ -1207,566 +2602,7 @@
         <w:pStyle w:val="Compact"/>
         <w:numPr>
           <w:ilvl w:val="0"/>
-          <w:numId w:val="1003"/>
-        </w:numPr>
-      </w:pPr>
-      <w:r>
-        <w:t xml:space="preserve">“If a runner finishes a 400 m lap exactly back at the starting line, what is her distance? What is her displacement?”</w:t>
-      </w:r>
-    </w:p>
-    <w:p>
-      <w:pPr>
-        <w:pStyle w:val="Compact"/>
-        <w:numPr>
-          <w:ilvl w:val="0"/>
-          <w:numId w:val="1003"/>
-        </w:numPr>
-      </w:pPr>
-      <w:r>
-        <w:rPr>
-          <w:i/>
-          <w:iCs/>
-        </w:rPr>
-        <w:t xml:space="preserve">Sample student response:</w:t>
-      </w:r>
-      <w:r>
-        <w:t xml:space="preserve"> </w:t>
-      </w:r>
-      <w:r>
-        <w:t xml:space="preserve">“Distance = 400 m, displacement = 0 because she ends where she started.”</w:t>
-      </w:r>
-    </w:p>
-    <w:p>
-      <w:pPr>
-        <w:pStyle w:val="Compact"/>
-        <w:numPr>
-          <w:ilvl w:val="0"/>
-          <w:numId w:val="1003"/>
-        </w:numPr>
-      </w:pPr>
-      <w:r>
-        <w:t xml:space="preserve">“Can displacement ever be larger than distance? Why or why not?”</w:t>
-      </w:r>
-    </w:p>
-    <w:p>
-      <w:pPr>
-        <w:pStyle w:val="Compact"/>
-        <w:numPr>
-          <w:ilvl w:val="0"/>
-          <w:numId w:val="1003"/>
-        </w:numPr>
-      </w:pPr>
-      <w:r>
-        <w:t xml:space="preserve">“If two students take different paths from desk to door but arrive at the same spot, what’s the same and what’s different?”</w:t>
-      </w:r>
-    </w:p>
-    <w:bookmarkEnd w:id="22"/>
-    <w:bookmarkStart w:id="23" w:name="common-misconceptions"/>
-    <w:p>
-      <w:pPr>
-        <w:pStyle w:val="Heading2"/>
-      </w:pPr>
-      <w:r>
-        <w:t xml:space="preserve">Common Misconceptions</w:t>
-      </w:r>
-    </w:p>
-    <w:p>
-      <w:pPr>
-        <w:pStyle w:val="Compact"/>
-        <w:numPr>
-          <w:ilvl w:val="0"/>
-          <w:numId w:val="1004"/>
-        </w:numPr>
-      </w:pPr>
-      <w:r>
-        <w:rPr>
-          <w:b/>
-          <w:bCs/>
-        </w:rPr>
-        <w:t xml:space="preserve">Misconception:</w:t>
-      </w:r>
-      <w:r>
-        <w:t xml:space="preserve"> </w:t>
-      </w:r>
-      <w:r>
-        <w:t xml:space="preserve">“Distance and displacement are the same thing.”</w:t>
-      </w:r>
-      <w:r>
-        <w:t xml:space="preserve"> </w:t>
-      </w:r>
-      <w:r>
-        <w:t xml:space="preserve">→</w:t>
-      </w:r>
-      <w:r>
-        <w:t xml:space="preserve"> </w:t>
-      </w:r>
-      <w:r>
-        <w:rPr>
-          <w:b/>
-          <w:bCs/>
-        </w:rPr>
-        <w:t xml:space="preserve">Correction:</w:t>
-      </w:r>
-      <w:r>
-        <w:t xml:space="preserve"> </w:t>
-      </w:r>
-      <w:r>
-        <w:t xml:space="preserve">They agree only when motion is in a single straight line in one direction. Any turn or reversal makes them differ.</w:t>
-      </w:r>
-    </w:p>
-    <w:p>
-      <w:pPr>
-        <w:pStyle w:val="Compact"/>
-        <w:numPr>
-          <w:ilvl w:val="0"/>
-          <w:numId w:val="1004"/>
-        </w:numPr>
-      </w:pPr>
-      <w:r>
-        <w:rPr>
-          <w:b/>
-          <w:bCs/>
-        </w:rPr>
-        <w:t xml:space="preserve">Misconception:</w:t>
-      </w:r>
-      <w:r>
-        <w:t xml:space="preserve"> </w:t>
-      </w:r>
-      <w:r>
-        <w:t xml:space="preserve">“Displacement is always positive.”</w:t>
-      </w:r>
-      <w:r>
-        <w:t xml:space="preserve"> </w:t>
-      </w:r>
-      <w:r>
-        <w:t xml:space="preserve">→</w:t>
-      </w:r>
-      <w:r>
-        <w:t xml:space="preserve"> </w:t>
-      </w:r>
-      <w:r>
-        <w:rPr>
-          <w:b/>
-          <w:bCs/>
-        </w:rPr>
-        <w:t xml:space="preserve">Correction:</w:t>
-      </w:r>
-      <w:r>
-        <w:t xml:space="preserve"> </w:t>
-      </w:r>
-      <w:r>
-        <w:t xml:space="preserve">Displacement is a vector; in 1-D, it has sign (left/right or +/-). It can be zero (round trip) or negative.</w:t>
-      </w:r>
-    </w:p>
-    <w:p>
-      <w:pPr>
-        <w:pStyle w:val="Compact"/>
-        <w:numPr>
-          <w:ilvl w:val="0"/>
-          <w:numId w:val="1004"/>
-        </w:numPr>
-      </w:pPr>
-      <w:r>
-        <w:rPr>
-          <w:b/>
-          <w:bCs/>
-        </w:rPr>
-        <w:t xml:space="preserve">Misconception:</w:t>
-      </w:r>
-      <w:r>
-        <w:t xml:space="preserve"> </w:t>
-      </w:r>
-      <w:r>
-        <w:t xml:space="preserve">“If you go and come back, you traveled zero.”</w:t>
-      </w:r>
-      <w:r>
-        <w:t xml:space="preserve"> </w:t>
-      </w:r>
-      <w:r>
-        <w:t xml:space="preserve">→</w:t>
-      </w:r>
-      <w:r>
-        <w:t xml:space="preserve"> </w:t>
-      </w:r>
-      <w:r>
-        <w:rPr>
-          <w:b/>
-          <w:bCs/>
-        </w:rPr>
-        <w:t xml:space="preserve">Correction:</w:t>
-      </w:r>
-      <w:r>
-        <w:t xml:space="preserve"> </w:t>
-      </w:r>
-      <w:r>
-        <w:t xml:space="preserve">Your</w:t>
-      </w:r>
-      <w:r>
-        <w:t xml:space="preserve"> </w:t>
-      </w:r>
-      <w:r>
-        <w:rPr>
-          <w:i/>
-          <w:iCs/>
-        </w:rPr>
-        <w:t xml:space="preserve">displacement</w:t>
-      </w:r>
-      <w:r>
-        <w:t xml:space="preserve"> </w:t>
-      </w:r>
-      <w:r>
-        <w:t xml:space="preserve">is zero, but your</w:t>
-      </w:r>
-      <w:r>
-        <w:t xml:space="preserve"> </w:t>
-      </w:r>
-      <w:r>
-        <w:rPr>
-          <w:i/>
-          <w:iCs/>
-        </w:rPr>
-        <w:t xml:space="preserve">distance</w:t>
-      </w:r>
-      <w:r>
-        <w:t xml:space="preserve"> </w:t>
-      </w:r>
-      <w:r>
-        <w:t xml:space="preserve">(total path) is not.</w:t>
-      </w:r>
-    </w:p>
-    <w:bookmarkEnd w:id="23"/>
-    <w:bookmarkStart w:id="24" w:name="access-differentiation"/>
-    <w:p>
-      <w:pPr>
-        <w:pStyle w:val="Heading2"/>
-      </w:pPr>
-      <w:r>
-        <w:t xml:space="preserve">Access &amp; Differentiation</w:t>
-      </w:r>
-    </w:p>
-    <w:p>
-      <w:pPr>
-        <w:pStyle w:val="Compact"/>
-        <w:numPr>
-          <w:ilvl w:val="0"/>
-          <w:numId w:val="1005"/>
-        </w:numPr>
-      </w:pPr>
-      <w:r>
-        <w:rPr>
-          <w:b/>
-          <w:bCs/>
-        </w:rPr>
-        <w:t xml:space="preserve">ELL/ENL supports:</w:t>
-      </w:r>
-      <w:r>
-        <w:t xml:space="preserve"> </w:t>
-      </w:r>
-      <w:r>
-        <w:t xml:space="preserve">Sentence frame: *“The distance is ___ but the displacement is ___ because ___.”* Word-choice box: {path, straight-line, scalar, vector, zero, sign}. Visual-first — emphasize arrow vs. length labels.</w:t>
-      </w:r>
-    </w:p>
-    <w:p>
-      <w:pPr>
-        <w:pStyle w:val="Compact"/>
-        <w:numPr>
-          <w:ilvl w:val="0"/>
-          <w:numId w:val="1005"/>
-        </w:numPr>
-      </w:pPr>
-      <w:r>
-        <w:rPr>
-          <w:b/>
-          <w:bCs/>
-        </w:rPr>
-        <w:t xml:space="preserve">IEP/SPED supports:</w:t>
-      </w:r>
-      <w:r>
-        <w:t xml:space="preserve"> </w:t>
-      </w:r>
-      <w:r>
-        <w:t xml:space="preserve">Provide a printed grid with dots already placed at start and end; students need only count squares. Pre-label one example as</w:t>
-      </w:r>
-      <w:r>
-        <w:t xml:space="preserve"> </w:t>
-      </w:r>
-      <w:r>
-        <w:t xml:space="preserve">“distance”</w:t>
-      </w:r>
-      <w:r>
-        <w:t xml:space="preserve"> </w:t>
-      </w:r>
-      <w:r>
-        <w:t xml:space="preserve">and</w:t>
-      </w:r>
-      <w:r>
-        <w:t xml:space="preserve"> </w:t>
-      </w:r>
-      <w:r>
-        <w:t xml:space="preserve">“displacement”</w:t>
-      </w:r>
-      <w:r>
-        <w:t xml:space="preserve"> </w:t>
-      </w:r>
-      <w:r>
-        <w:t xml:space="preserve">so the format is concrete.</w:t>
-      </w:r>
-    </w:p>
-    <w:p>
-      <w:pPr>
-        <w:pStyle w:val="Compact"/>
-        <w:numPr>
-          <w:ilvl w:val="0"/>
-          <w:numId w:val="1005"/>
-        </w:numPr>
-      </w:pPr>
-      <w:r>
-        <w:rPr>
-          <w:b/>
-          <w:bCs/>
-        </w:rPr>
-        <w:t xml:space="preserve">Extensions:</w:t>
-      </w:r>
-      <w:r>
-        <w:t xml:space="preserve"> </w:t>
-      </w:r>
-      <w:r>
-        <w:t xml:space="preserve">Have students invent a path where distance equals exactly twice displacement; or where displacement is zero but distance is nonzero in</w:t>
-      </w:r>
-      <w:r>
-        <w:t xml:space="preserve"> </w:t>
-      </w:r>
-      <w:r>
-        <w:rPr>
-          <w:i/>
-          <w:iCs/>
-        </w:rPr>
-        <w:t xml:space="preserve">3</w:t>
-      </w:r>
-      <w:r>
-        <w:t xml:space="preserve"> </w:t>
-      </w:r>
-      <w:r>
-        <w:t xml:space="preserve">different ways.</w:t>
-      </w:r>
-    </w:p>
-    <w:bookmarkEnd w:id="24"/>
-    <w:bookmarkStart w:id="25" w:name="strategy-spotlight"/>
-    <w:p>
-      <w:pPr>
-        <w:pStyle w:val="Heading2"/>
-      </w:pPr>
-      <w:r>
-        <w:t xml:space="preserve">Strategy Spotlight</w:t>
-      </w:r>
-    </w:p>
-    <w:p>
-      <w:pPr>
-        <w:pStyle w:val="FirstParagraph"/>
-      </w:pPr>
-      <w:r>
-        <w:t xml:space="preserve">(No tagged strategy this lesson — straight 5E phenomenon-based lesson.)</w:t>
-      </w:r>
-    </w:p>
-    <w:bookmarkEnd w:id="25"/>
-    <w:bookmarkStart w:id="26" w:name="exit-ticket-closing-reflection"/>
-    <w:p>
-      <w:pPr>
-        <w:pStyle w:val="Heading2"/>
-      </w:pPr>
-      <w:r>
-        <w:t xml:space="preserve">Exit Ticket + Closing Reflection</w:t>
-      </w:r>
-    </w:p>
-    <w:p>
-      <w:pPr>
-        <w:pStyle w:val="FirstParagraph"/>
-      </w:pPr>
-      <w:r>
-        <w:t xml:space="preserve">A student walks 4 m east, then 3 m north, then 4 m west.</w:t>
-      </w:r>
-    </w:p>
-    <w:p>
-      <w:pPr>
-        <w:pStyle w:val="Compact"/>
-        <w:numPr>
-          <w:ilvl w:val="0"/>
-          <w:numId w:val="1006"/>
-        </w:numPr>
-      </w:pPr>
-      <w:r>
-        <w:t xml:space="preserve">What is the total distance traveled?</w:t>
-      </w:r>
-    </w:p>
-    <w:p>
-      <w:pPr>
-        <w:pStyle w:val="Compact"/>
-        <w:numPr>
-          <w:ilvl w:val="0"/>
-          <w:numId w:val="1006"/>
-        </w:numPr>
-      </w:pPr>
-      <w:r>
-        <w:t xml:space="preserve">What is the displacement (magnitude and direction)?</w:t>
-      </w:r>
-    </w:p>
-    <w:p>
-      <w:pPr>
-        <w:pStyle w:val="Compact"/>
-        <w:numPr>
-          <w:ilvl w:val="0"/>
-          <w:numId w:val="1006"/>
-        </w:numPr>
-      </w:pPr>
-      <w:r>
-        <w:t xml:space="preserve">In one sentence, explain why your answers to (a) and (b) are different.</w:t>
-      </w:r>
-    </w:p>
-    <w:p>
-      <w:pPr>
-        <w:pStyle w:val="FirstParagraph"/>
-      </w:pPr>
-      <w:r>
-        <w:rPr>
-          <w:i/>
-          <w:iCs/>
-        </w:rPr>
-        <w:t xml:space="preserve">Closing reflection (30 sec):</w:t>
-      </w:r>
-      <w:r>
-        <w:t xml:space="preserve"> </w:t>
-      </w:r>
-      <w:r>
-        <w:t xml:space="preserve">What is one thing that surprised you today? Who helped you make sense of something?</w:t>
-      </w:r>
-    </w:p>
-    <w:bookmarkEnd w:id="26"/>
-    <w:bookmarkStart w:id="27" w:name="companion-materials"/>
-    <w:p>
-      <w:pPr>
-        <w:pStyle w:val="Heading2"/>
-      </w:pPr>
-      <w:r>
-        <w:t xml:space="preserve">Companion Materials</w:t>
-      </w:r>
-    </w:p>
-    <w:p>
-      <w:pPr>
-        <w:pStyle w:val="Compact"/>
-        <w:numPr>
-          <w:ilvl w:val="0"/>
-          <w:numId w:val="1007"/>
-        </w:numPr>
-      </w:pPr>
-      <w:r>
-        <w:rPr>
-          <w:rStyle w:val="VerbatimChar"/>
-        </w:rPr>
-        <w:t xml:space="preserve">Student_Exploration.html</w:t>
-      </w:r>
-      <w:r>
-        <w:t xml:space="preserve"> </w:t>
-      </w:r>
-      <w:r>
-        <w:t xml:space="preserve">(rich interactive)</w:t>
-      </w:r>
-    </w:p>
-    <w:p>
-      <w:pPr>
-        <w:pStyle w:val="Compact"/>
-        <w:numPr>
-          <w:ilvl w:val="0"/>
-          <w:numId w:val="1007"/>
-        </w:numPr>
-      </w:pPr>
-      <w:r>
-        <w:rPr>
-          <w:rStyle w:val="VerbatimChar"/>
-        </w:rPr>
-        <w:t xml:space="preserve">Student_Exploration.onenote.html</w:t>
-      </w:r>
-      <w:r>
-        <w:t xml:space="preserve"> </w:t>
-      </w:r>
-      <w:r>
-        <w:t xml:space="preserve">(OneNote-paste static)</w:t>
-      </w:r>
-    </w:p>
-    <w:p>
-      <w:pPr>
-        <w:pStyle w:val="Compact"/>
-        <w:numPr>
-          <w:ilvl w:val="0"/>
-          <w:numId w:val="1007"/>
-        </w:numPr>
-      </w:pPr>
-      <w:r>
-        <w:rPr>
-          <w:rStyle w:val="VerbatimChar"/>
-        </w:rPr>
-        <w:t xml:space="preserve">Answer_Key.docx</w:t>
-      </w:r>
-    </w:p>
-    <w:bookmarkEnd w:id="27"/>
-    <w:bookmarkStart w:id="28" w:name="key-vocabulary-max-3"/>
-    <w:p>
-      <w:pPr>
-        <w:pStyle w:val="Heading2"/>
-      </w:pPr>
-      <w:r>
-        <w:t xml:space="preserve">Key Vocabulary (max 3)</w:t>
-      </w:r>
-    </w:p>
-    <w:p>
-      <w:pPr>
-        <w:pStyle w:val="Compact"/>
-        <w:numPr>
-          <w:ilvl w:val="0"/>
-          <w:numId w:val="1008"/>
-        </w:numPr>
-      </w:pPr>
-      <w:r>
-        <w:rPr>
-          <w:b/>
-          <w:bCs/>
-        </w:rPr>
-        <w:t xml:space="preserve">distance</w:t>
-      </w:r>
-      <w:r>
-        <w:t xml:space="preserve"> </w:t>
-      </w:r>
-      <w:r>
-        <w:t xml:space="preserve">— the total length of the path traveled (a scalar; always ≥ 0)</w:t>
-      </w:r>
-    </w:p>
-    <w:p>
-      <w:pPr>
-        <w:pStyle w:val="Compact"/>
-        <w:numPr>
-          <w:ilvl w:val="0"/>
-          <w:numId w:val="1008"/>
-        </w:numPr>
-      </w:pPr>
-      <w:r>
-        <w:rPr>
-          <w:b/>
-          <w:bCs/>
-        </w:rPr>
-        <w:t xml:space="preserve">displacement</w:t>
-      </w:r>
-      <w:r>
-        <w:t xml:space="preserve"> </w:t>
-      </w:r>
-      <w:r>
-        <w:t xml:space="preserve">— the straight-line change in position from start to end, with direction (a vector; can be zero or negative in 1-D)</w:t>
-      </w:r>
-    </w:p>
-    <w:p>
-      <w:pPr>
-        <w:pStyle w:val="Compact"/>
-        <w:numPr>
-          <w:ilvl w:val="0"/>
-          <w:numId w:val="1008"/>
+          <w:numId w:val="1013"/>
         </w:numPr>
       </w:pPr>
       <w:r>
@@ -1793,8 +2629,8 @@
         <w:t xml:space="preserve">vector</w:t>
       </w:r>
     </w:p>
-    <w:bookmarkEnd w:id="28"/>
-    <w:bookmarkEnd w:id="29"/>
+    <w:bookmarkEnd w:id="41"/>
+    <w:bookmarkEnd w:id="42"/>
     <w:sectPr>
       <w:pgSz w:h="15840" w:w="12240"/>
       <w:pgMar w:bottom="1152" w:footer="720" w:gutter="0" w:header="720" w:left="1296" w:right="1296" w:top="1152"/>
@@ -2180,13 +3016,13 @@
       </w:rPr>
     </w:lvl>
   </w:abstractNum>
-  <w:abstractNum w:abstractNumId="99731">
-    <w:nsid w:val="00A99731"/>
+  <w:abstractNum w:abstractNumId="99411">
+    <w:nsid w:val="00A99411"/>
     <w:multiLevelType w:val="multilevel"/>
     <w:lvl w:ilvl="0">
       <w:start w:val="1"/>
-      <w:numFmt w:val="lowerLetter"/>
-      <w:lvlText w:val="(%1)"/>
+      <w:numFmt w:val="decimal"/>
+      <w:lvlText w:val="%1."/>
       <w:lvlJc w:val="left"/>
       <w:pPr>
         <w:ind w:left="720" w:hanging="360"/>
@@ -2194,8 +3030,8 @@
     </w:lvl>
     <w:lvl w:ilvl="1">
       <w:start w:val="1"/>
-      <w:numFmt w:val="lowerLetter"/>
-      <w:lvlText w:val="(%2)"/>
+      <w:numFmt w:val="decimal"/>
+      <w:lvlText w:val="%2."/>
       <w:lvlJc w:val="left"/>
       <w:pPr>
         <w:ind w:left="1440" w:hanging="360"/>
@@ -2203,8 +3039,8 @@
     </w:lvl>
     <w:lvl w:ilvl="2">
       <w:start w:val="1"/>
-      <w:numFmt w:val="lowerLetter"/>
-      <w:lvlText w:val="(%3)"/>
+      <w:numFmt w:val="decimal"/>
+      <w:lvlText w:val="%3."/>
       <w:lvlJc w:val="left"/>
       <w:pPr>
         <w:ind w:left="2160" w:hanging="360"/>
@@ -2212,8 +3048,8 @@
     </w:lvl>
     <w:lvl w:ilvl="3">
       <w:start w:val="1"/>
-      <w:numFmt w:val="lowerLetter"/>
-      <w:lvlText w:val="(%4)"/>
+      <w:numFmt w:val="decimal"/>
+      <w:lvlText w:val="%4."/>
       <w:lvlJc w:val="left"/>
       <w:pPr>
         <w:ind w:left="2880" w:hanging="360"/>
@@ -2221,8 +3057,8 @@
     </w:lvl>
     <w:lvl w:ilvl="4">
       <w:start w:val="1"/>
-      <w:numFmt w:val="lowerLetter"/>
-      <w:lvlText w:val="(%5)"/>
+      <w:numFmt w:val="decimal"/>
+      <w:lvlText w:val="%5."/>
       <w:lvlJc w:val="left"/>
       <w:pPr>
         <w:ind w:left="3600" w:hanging="360"/>
@@ -2230,8 +3066,8 @@
     </w:lvl>
     <w:lvl w:ilvl="5">
       <w:start w:val="1"/>
-      <w:numFmt w:val="lowerLetter"/>
-      <w:lvlText w:val="(%6)"/>
+      <w:numFmt w:val="decimal"/>
+      <w:lvlText w:val="%6."/>
       <w:lvlJc w:val="left"/>
       <w:pPr>
         <w:ind w:left="4320" w:hanging="360"/>
@@ -2239,8 +3075,8 @@
     </w:lvl>
     <w:lvl w:ilvl="6">
       <w:start w:val="1"/>
-      <w:numFmt w:val="lowerLetter"/>
-      <w:lvlText w:val="(%7)"/>
+      <w:numFmt w:val="decimal"/>
+      <w:lvlText w:val="%7."/>
       <w:lvlJc w:val="left"/>
       <w:pPr>
         <w:ind w:left="5040" w:hanging="360"/>
@@ -2248,8 +3084,8 @@
     </w:lvl>
     <w:lvl w:ilvl="7">
       <w:start w:val="1"/>
-      <w:numFmt w:val="lowerLetter"/>
-      <w:lvlText w:val="(%8)"/>
+      <w:numFmt w:val="decimal"/>
+      <w:lvlText w:val="%8."/>
       <w:lvlJc w:val="left"/>
       <w:pPr>
         <w:ind w:left="5760" w:hanging="360"/>
@@ -2257,8 +3093,8 @@
     </w:lvl>
     <w:lvl w:ilvl="8">
       <w:start w:val="1"/>
-      <w:numFmt w:val="lowerLetter"/>
-      <w:lvlText w:val="(%9)"/>
+      <w:numFmt w:val="decimal"/>
+      <w:lvlText w:val="%9."/>
       <w:lvlJc w:val="left"/>
       <w:pPr>
         <w:ind w:left="6480" w:hanging="360"/>
@@ -2302,16 +3138,7 @@
     <w:abstractNumId w:val="991"/>
   </w:num>
   <w:num w:numId="1003">
-    <w:abstractNumId w:val="991"/>
-  </w:num>
-  <w:num w:numId="1004">
-    <w:abstractNumId w:val="991"/>
-  </w:num>
-  <w:num w:numId="1005">
-    <w:abstractNumId w:val="991"/>
-  </w:num>
-  <w:num w:numId="1006">
-    <w:abstractNumId w:val="99731"/>
+    <w:abstractNumId w:val="99411"/>
     <w:lvlOverride w:ilvl="0">
       <w:startOverride w:val="1"/>
     </w:lvlOverride>
@@ -2340,10 +3167,61 @@
       <w:startOverride w:val="1"/>
     </w:lvlOverride>
   </w:num>
+  <w:num w:numId="1004">
+    <w:abstractNumId w:val="991"/>
+  </w:num>
+  <w:num w:numId="1005">
+    <w:abstractNumId w:val="99411"/>
+    <w:lvlOverride w:ilvl="0">
+      <w:startOverride w:val="1"/>
+    </w:lvlOverride>
+    <w:lvlOverride w:ilvl="1">
+      <w:startOverride w:val="1"/>
+    </w:lvlOverride>
+    <w:lvlOverride w:ilvl="2">
+      <w:startOverride w:val="1"/>
+    </w:lvlOverride>
+    <w:lvlOverride w:ilvl="3">
+      <w:startOverride w:val="1"/>
+    </w:lvlOverride>
+    <w:lvlOverride w:ilvl="4">
+      <w:startOverride w:val="1"/>
+    </w:lvlOverride>
+    <w:lvlOverride w:ilvl="5">
+      <w:startOverride w:val="1"/>
+    </w:lvlOverride>
+    <w:lvlOverride w:ilvl="6">
+      <w:startOverride w:val="1"/>
+    </w:lvlOverride>
+    <w:lvlOverride w:ilvl="7">
+      <w:startOverride w:val="1"/>
+    </w:lvlOverride>
+    <w:lvlOverride w:ilvl="8">
+      <w:startOverride w:val="1"/>
+    </w:lvlOverride>
+  </w:num>
+  <w:num w:numId="1006">
+    <w:abstractNumId w:val="991"/>
+  </w:num>
   <w:num w:numId="1007">
     <w:abstractNumId w:val="991"/>
   </w:num>
   <w:num w:numId="1008">
+    <w:abstractNumId w:val="991"/>
+  </w:num>
+  <w:num w:numId="1009">
+    <w:abstractNumId w:val="991"/>
+  </w:num>
+  <w:num w:numId="1010">
+    <w:abstractNumId w:val="991"/>
+  </w:num>
+  <w:num w:numId="1011">
+    <w:abstractNumId w:val="991"/>
+  </w:num>
+  <w:num w:numId="1012">
+    <w:abstractNumId w:val="991"/>
+  </w:num>
+  <w:num w:numId="1013">
     <w:abstractNumId w:val="991"/>
   </w:num>
 </w:numbering>
